--- a/courts/tenth-circuit/oklahoma/state/court-of-criminal-appeals/brief-on-the-merits/usage/OUTPUT-brief-on-the-merits.docx
+++ b/courts/tenth-circuit/oklahoma/state/court-of-criminal-appeals/brief-on-the-merits/usage/OUTPUT-brief-on-the-merits.docx
@@ -5496,7 +5496,7 @@
         <w:pStyle w:val="BodyText"/>
       </w:pPr>
       <w:r>
-        <w:t xml:space="preserve">it out and he just I started raping [her],” she “guess[ed] .” (Tr. 3625) He also told her to “raise up and told [her] to suck his dick,” though she was unsure of the order of these events. I (Tr. 3626) She testified that the sexual intercourse lasted about 20 to 30 minutes, I though the AVL shows Officer Holtzclaw’s than about eleven minutes.</w:t>
+        <w:t xml:space="preserve">it out and he just I started raping [her],” she “guess[ed] .” (Tr. 3625) He also told her to “raise up and told [her] to suck his dick,” though she was unsure of the order of these events. I (Tr. 3626) She testified that the sexual intercourse lasted about 20 to 30 minutes, I though the AVL shows Officer Holtzclaw’s than about eleven minutes.</w:t>
       </w:r>
     </w:p>
     <w:p>
@@ -7158,7 +7158,7 @@
         <w:noBreakHyphen/>
       </w:r>
       <w:r>
-        <w:t xml:space="preserve">83. I 17 of its language or what its terms justify.” Leftwich v. State, 2015 OK CR 5, ,r 15, 350 I P.3d 149, 155.</w:t>
+        <w:t xml:space="preserve">83. I 17 of its language or what its terms justify.” Leftwich v. State, 2015 OK CR 5, ,r 15, 350 I P.3d 149, 155.</w:t>
       </w:r>
     </w:p>
     <w:p>
@@ -7592,7 +7592,7 @@
         <w:noBreakHyphen/>
       </w:r>
       <w:r>
-        <w:t xml:space="preserve">89) Based on this evidence, the Jury acquitted I 21 ,I Appellant of first degree rape but convicted him of forcible oral sodomy. It seems I plainly evident that the jury simply “spHt the baby” on these counts,</w:t>
+        <w:t xml:space="preserve">89) Based on this evidence, the Jury acquitted I 21 ,I Appellant of first degree rape but convicted him of forcible oral sodomy. It seems I plainly evident that the jury simply “spHt the baby” on these counts,</w:t>
       </w:r>
     </w:p>
     <w:p>
@@ -7764,7 +7764,7 @@
         <w:pStyle w:val="BodyText"/>
       </w:pPr>
       <w:r>
-        <w:t xml:space="preserve">the I legislative intent of this provision as intending to include within its parameters persons “owing special trust and confidence to those citizens ordered into their I custody or control.” Id. ,i 17, 243 P.3d at 464 (emphasis added). None of these alleged victims was ordered into the custody of any agency of government, and the I mere fact that they were detained did not transform them into wards of the state. I See, e.g., Maryland v. Shatzer, 559 U.S. 98, 113, 130 S. Ct. 1213, 1224, 175 L. Ed. 2d 1045 (2010) (expressly rejecting the notion that subjects of a traffic or Terry stop I are “in custody”).</w:t>
+        <w:t xml:space="preserve">the I legislative intent of this provision as intending to include within its parameters persons “owing special trust and confidence to those citizens ordered into their I custody or control.” Id. ,i 17, 243 P.3d at 464 (emphasis added). None of these alleged victims was ordered into the custody of any agency of government, and the I mere fact that they were detained did not transform them into wards of the state. I See, e.g., Maryland v. Shatzer, 559 U.S. 98, 113, 130 S. Ct. 1213, 1224, 175 L. Ed. 2d 1045 (2010) (expressly rejecting the notion that subjects of a traffic or Terry stop I are “in custody”).</w:t>
       </w:r>
     </w:p>
     <w:p>
@@ -9770,7 +9770,7 @@
         <w:pStyle w:val="BodyText"/>
       </w:pPr>
       <w:r>
-        <w:t xml:space="preserve">Although the charged offenses in Middaugh occurred within separate towns within the same county, and the Court did not elaborate as to why “the facts of this case” convinced it that separate towns were treated as “approximately the same location,” the period of time during which the illegal conduct occurred was only six weeks. 1988 OK CR 295 at, 10,767 I P .2d at 435. Without further guidance from the Court, it would seem that the only time separate crimes might fail to meet the same approximate location standard would be ones which occur in separate counties, in which case it is highly unlikely one court would properly I have venue and Jurisdiction over both crimes. greater overall plan. I Atnip v. State, 1977 OK CR 187, ~ 11,564 P.2d 660,663 (emphasis the common scheme or plan requirement is satisfied</w:t>
+        <w:t xml:space="preserve">Although the charged offenses in Middaugh occurred within separate towns within the same county, and the Court did not elaborate as to why “the facts of this case” convinced it that separate towns were treated as “approximately the same location,” the period of time during which the illegal conduct occurred was only six weeks. 1988 OK CR 295 at, 10,767 I P .2d at 435. Without further guidance from the Court, it would seem that the only time separate crimes might fail to meet the same approximate location standard would be ones which occur in separate counties, in which case it is highly unlikely one court would properly I have venue and Jurisdiction over both crimes. greater overall plan. I Atnip v. State, 1977 OK CR 187, ~ 11,564 P.2d 660,663 (emphasis the common scheme or plan requirement is satisfied</w:t>
       </w:r>
     </w:p>
     <w:p>
@@ -9968,7 +9968,7 @@
         <w:pStyle w:val="BodyText"/>
       </w:pPr>
       <w:r>
-        <w:t xml:space="preserve">but I in the aggregate and repeatedly told the jury to consider “all” the victims when evaluating the evidence. For example, “And you heard from the witness stand all I 13 victims tell you: …. “ (Tr. 4151); “And Jannie Ligons isn’t in the same area of I town where he stopped all of these other victims.” Ligons does just as all the other victims .. .. “(Id.); “I submit</w:t>
+        <w:t xml:space="preserve">but I in the aggregate and repeatedly told the jury to consider “all” the victims when evaluating the evidence. For example, “And you heard from the witness stand all I 13 victims tell you: …. “ (Tr. 4151); “And Jannie Ligons isn’t in the same area of I town where he stopped all of these other victims.” Ligons does just as all the other victims .. .. “(Id.); “I submit</w:t>
       </w:r>
     </w:p>
     <w:p>
@@ -10000,7 +10000,7 @@
         <w:pStyle w:val="BodyText"/>
       </w:pPr>
       <w:r>
-        <w:t xml:space="preserve">… ?” (Tr. 4184); “But at the end of the day to believe that the defendant</w:t>
+        <w:t xml:space="preserve">… ?” (Tr. 4184); “But at the end of the day to believe that the defendant</w:t>
       </w:r>
     </w:p>
     <w:p>
@@ -10176,7 +10176,7 @@
         <w:pStyle w:val="BodyText"/>
       </w:pPr>
       <w:r>
-        <w:t xml:space="preserve">so objectionable as I tending to confound the accused in his defense, or to prejudice him as to his challenges, in the matter of being held out to be habitually criminal, in the I distraction of the attention of the jury or otherwise.” Mc Elroy v. United States, 164 U.S. 76, 80, 17 S. Ct. 31, 32, 41 L. Ed. 355 (1896). Indeed, a criminal defendant has I a right to be convicted, if at all, by evidence showing him guilty of the charged I offense alone, Boyd v. United States, 142 U.S. 450, 458, 12 S.Ct. 292, 295, 35 L.Ed. 1077 (1892); Brockman v. State, 1936 OK CR 114, 61 P.2d 273,275, not on evidence I of other, unrelated crimes. When improper joinder has a substantial and injurious effect or influence in determining the jury’s verdict, it cannot be said that the I defendant has had a fundamentally fair trial and his due process rights are thereby I violated. See, e.g., Davis v. Woodford, 384 F .3d 628, 638 (9th Cir. 2004).</w:t>
+        <w:t xml:space="preserve">so objectionable as I tending to confound the accused in his defense, or to prejudice him as to his challenges, in the matter of being held out to be habitually criminal, in the I distraction of the attention of the jury or otherwise.” Mc Elroy v. United States, 164 U.S. 76, 80, 17 S. Ct. 31, 32, 41 L. Ed. 355 (1896). Indeed, a criminal defendant has I a right to be convicted, if at all, by evidence showing him guilty of the charged I offense alone, Boyd v. United States, 142 U.S. 450, 458, 12 S.Ct. 292, 295, 35 L.Ed. 1077 (1892); Brockman v. State, 1936 OK CR 114, 61 P.2d 273,275, not on evidence I of other, unrelated crimes. When improper joinder has a substantial and injurious effect or influence in determining the jury’s verdict, it cannot be said that the I defendant has had a fundamentally fair trial and his due process rights are thereby I violated. See, e.g., Davis v. Woodford, 384 F .3d 628, 638 (9th Cir. 2004).</w:t>
       </w:r>
     </w:p>
     <w:p>
@@ -11664,7 +11664,7 @@
         <w:pStyle w:val="BodyText"/>
       </w:pPr>
       <w:r>
-        <w:t xml:space="preserve">see, e.g., Darks v. State, 1998 OK CR 15, ,r 53, 954 P.2d 152, 166, that I freedom and latitude is nevertheless subject to the constraints of professional conduct and the right to a fair trial for both parties. See, e.g., Bechtel v. State, 1987 I OK CR 126, ,r 12, 738 P.2d 559, 561 (“This Court will not tolerate improper conduct I by any attorney control any uncalled</w:t>
+        <w:t xml:space="preserve">see, e.g., Darks v. State, 1998 OK CR 15, ,r 53, 954 P.2d 152, 166, that I freedom and latitude is nevertheless subject to the constraints of professional conduct and the right to a fair trial for both parties. See, e.g., Bechtel v. State, 1987 I OK CR 126, ,r 12, 738 P.2d 559, 561 (“This Court will not tolerate improper conduct I by any attorney control any uncalled</w:t>
       </w:r>
     </w:p>
     <w:p>
@@ -11876,7 +11876,7 @@
         <w:pStyle w:val="BodyText"/>
       </w:pPr>
       <w:r>
-        <w:t xml:space="preserve">asking the jury to draw a negative inference from I a defendant’s alleged failure to present evidence is clearly improper and requires reversal of Appellant’s convictions. See Sandstrom v. Montana, 442 U.S. 510, 524, I 35 99 S.Ct. 2450, 2459, 61 L.Ed.2d 39 (1979); Pettigrew v. State, 1976 OK CR 228, ,r 30, 554 P.2d 1186, 1194; see also Carter v. Kentucky, 450 U.S. 288, 101 s.ct. 1112, 67 I L.Ed.2d 241 (1981) (defendant entitled to no adverse inference instruction upon I request); Mullaney v. Wilbur, 421 U.S. 684, 703</w:t>
+        <w:t xml:space="preserve">asking the jury to draw a negative inference from I a defendant’s alleged failure to present evidence is clearly improper and requires reversal of Appellant’s convictions. See Sandstrom v. Montana, 442 U.S. 510, 524, I 35 99 S.Ct. 2450, 2459, 61 L.Ed.2d 39 (1979); Pettigrew v. State, 1976 OK CR 228, ,r 30, 554 P.2d 1186, 1194; see also Carter v. Kentucky, 450 U.S. 288, 101 s.ct. 1112, 67 I L.Ed.2d 241 (1981) (defendant entitled to no adverse inference instruction upon I request); Mullaney v. Wilbur, 421 U.S. 684, 703</w:t>
       </w:r>
       <w:r>
         <w:noBreakHyphen/>
@@ -11896,7 +11896,7 @@
         <w:tab/>
       </w:r>
       <w:r>
-        <w:t xml:space="preserve">Arguing Facts Not In Evidence I While counsel for parties have a liberal freedom of speech in closing I argument, that freedom is confined to the evidence actually presented at trial and the logical inferences therefrom. See Torres v. State, 1998 OK CR 40, ,r 48, 962 P.2d I 3, 18; Coulter v. State, 1987 OK CR 37, ,r 31, 734 P.2d 295, 302; Hager v. State, 1980 OK CR 51, ,r 119,612 P.2d 1369, 1373</w:t>
+        <w:t xml:space="preserve">Arguing Facts Not In Evidence I While counsel for parties have a liberal freedom of speech in closing I argument, that freedom is confined to the evidence actually presented at trial and the logical inferences therefrom. See Torres v. State, 1998 OK CR 40, ,r 48, 962 P.2d I 3, 18; Coulter v. State, 1987 OK CR 37, ,r 31, 734 P.2d 295, 302; Hager v. State, 1980 OK CR 51, ,r 119,612 P.2d 1369, 1373</w:t>
       </w:r>
       <w:r>
         <w:noBreakHyphen/>
@@ -12092,7 +12092,7 @@
         <w:noBreakHyphen/>
       </w:r>
       <w:r>
-        <w:t xml:space="preserve">49, 94 S.Ct. 1868, 1874, 40 L.Ed.2d 431 (1974); Smith v. State, 1987 OK CR 235, I , 7, 744 P.2d 1282, 1285.</w:t>
+        <w:t xml:space="preserve">49, 94 S.Ct. 1868, 1874, 40 L.Ed.2d 431 (1974); Smith v. State, 1987 OK CR 235, I , 7, 744 P.2d 1282, 1285.</w:t>
       </w:r>
     </w:p>
     <w:p>
@@ -12346,29 +12346,23 @@
         <w:pStyle w:val="BodyText"/>
       </w:pPr>
       <w:r>
-        <w:t xml:space="preserve">None of this misconduct was objected to at trial. It is an affirmative duty of I the trial court, however, “to maintain decorum in keeping with the nature of the proceeding; the judge is not a mere moderator, but is the governor oft he trialfor the I purpose of assuring its proper conduct.” Bechtel, supra at ,r 12, 738 P.2d at 561 I (emphasis added); see also Brown v. State, 1988 OK CR 59, ,r 16,753 P.2d 908,912 (“Trial judges have an affirmative obligation ‘to ensure that final argument to the I jury is kept within proper, accepted bounds”’) (quoting ABA Standards for Criminal Justice,§ 3</w:t>
-      </w:r>
-      <w:r>
-        <w:noBreakHyphen/>
-      </w:r>
-      <w:r>
-        <w:t xml:space="preserve">5.8(e) (1980)). This Court has not hesitated to review and I redress claims of prosecutorial misconduct where, as here, the prejudice to the I accused’s right to a fair trial is manifest. (“We will review these assignments</w:t>
-      </w:r>
-    </w:p>
-    <w:p>
-      <w:pPr>
-        <w:pStyle w:val="BodyText"/>
-      </w:pPr>
-      <w:r>
-        <w:t xml:space="preserve">See Tobler, supra at ,r 13,688 P.2d 350,353</w:t>
-      </w:r>
-    </w:p>
-    <w:p>
-      <w:pPr>
-        <w:pStyle w:val="BodyText"/>
-      </w:pPr>
-      <w:r>
-        <w:t xml:space="preserve">of error because there is no right which is more I essential to an accused’s defense than the right to a fair trial free from prejudice”); see also Coulter, supra at ,r 32,734 P.2d 295,302 (“ [T]his Court has consistently held I that [failure to object to prejudicial remarks] does not prevent correction of the I error when its effect is prejudicial to the fundamental Hager v. State, 1980 OK CR 51, ,r 20,612 P.2d at 1373 (“ [T]here</w:t>
+        <w:t xml:space="preserve">None of this misconduct was objected to at trial. It is an affirmative duty of I the trial court, however, “to maintain decorum in keeping with the nature of the proceeding; the judge is not a mere moderator, but is the governor oft he trialfor the I purpose of assuring its proper conduct.” Bechtel, supra at ,r 12, 738 P.2d at 561 I (emphasis added); see also Brown v. State, 1988 OK CR 59, ,r 16,753 P.2d 908,912 (“Trial judges have an affirmative obligation ‘to ensure that final argument to the I jury is kept within proper, accepted bounds”’) (quoting ABA Standards for Criminal Justice,§ 3-⁠5.8(e) (1980)). This Court has not hesitated to review and I redress claims of prosecutorial misconduct where, as here, the prejudice to the I accused’s right to a fair trial is manifest. (“We will review these assignments</w:t>
+      </w:r>
+    </w:p>
+    <w:p>
+      <w:pPr>
+        <w:pStyle w:val="BodyText"/>
+      </w:pPr>
+      <w:r>
+        <w:t xml:space="preserve">See Tobler, supra at ,r 13,688 P.2d 350,353</w:t>
+      </w:r>
+    </w:p>
+    <w:p>
+      <w:pPr>
+        <w:pStyle w:val="BodyText"/>
+      </w:pPr>
+      <w:r>
+        <w:t xml:space="preserve">of error because there is no right which is more I essential to an accused’s defense than the right to a fair trial free from prejudice”); see also Coulter, supra at ,r 32,734 P.2d 295,302 (“ [T]his Court has consistently held I that [failure to object to prejudicial remarks] does not prevent correction of the I error when its effect is prejudicial to the fundamental Hager v. State, 1980 OK CR 51, ,r 20,612 P.2d at 1373 (“ [T]here</w:t>
       </w:r>
     </w:p>
     <w:p>
@@ -18577,6 +18571,7 @@
     <w:unhideWhenUsed/>
     <w:qFormat/>
     <w:pPr>
+      <w:keepLines/>
       <w:spacing w:before="0" w:after="140" w:line="299" w:lineRule="exact"/>
     </w:pPr>
     <w:rPr>
@@ -18827,6 +18822,33 @@
     <w:pPr>
       <w:spacing w:before="0" w:after="0" w:line="299" w:lineRule="exact"/>
       <w:ind w:left="2160" w:hanging="720"/>
+    </w:pPr>
+  </w:style>
+  <w:style w:type="paragraph" w:customStyle="1" w:styleId="XdQuoteList1">
+    <w:name w:val="Xd Quote List 1"/>
+    <w:basedOn w:val="Normal"/>
+    <w:qFormat/>
+    <w:pPr>
+      <w:spacing w:before="0" w:after="0" w:line="299" w:lineRule="exact"/>
+      <w:ind w:left="2160" w:right="1440" w:hanging="720"/>
+    </w:pPr>
+  </w:style>
+  <w:style w:type="paragraph" w:customStyle="1" w:styleId="XdQuoteList2">
+    <w:name w:val="Xd Quote List 2"/>
+    <w:basedOn w:val="Normal"/>
+    <w:qFormat/>
+    <w:pPr>
+      <w:spacing w:before="0" w:after="0" w:line="299" w:lineRule="exact"/>
+      <w:ind w:left="2880" w:right="1440" w:hanging="720"/>
+    </w:pPr>
+  </w:style>
+  <w:style w:type="paragraph" w:customStyle="1" w:styleId="XdQuoteList3">
+    <w:name w:val="Xd Quote List 3"/>
+    <w:basedOn w:val="Normal"/>
+    <w:qFormat/>
+    <w:pPr>
+      <w:spacing w:before="0" w:after="0" w:line="299" w:lineRule="exact"/>
+      <w:ind w:left="3600" w:right="1440" w:hanging="720"/>
     </w:pPr>
   </w:style>
   <w:style w:type="paragraph" w:customStyle="1" w:styleId="XdList1">

--- a/courts/tenth-circuit/oklahoma/state/court-of-criminal-appeals/brief-on-the-merits/usage/OUTPUT-brief-on-the-merits.docx
+++ b/courts/tenth-circuit/oklahoma/state/court-of-criminal-appeals/brief-on-the-merits/usage/OUTPUT-brief-on-the-merits.docx
@@ -5496,7 +5496,7 @@
         <w:pStyle w:val="BodyText"/>
       </w:pPr>
       <w:r>
-        <w:t xml:space="preserve">it out and he just I started raping [her],” she “guess[ed] .” (Tr. 3625) He also told her to “raise up and told [her] to suck his dick,” though she was unsure of the order of these events. I (Tr. 3626) She testified that the sexual intercourse lasted about 20 to 30 minutes, I though the AVL shows Officer Holtzclaw’s than about eleven minutes.</w:t>
+        <w:t xml:space="preserve">it out and he just I started raping [her],” she “guess[ed] ⁠.” (Tr. 3625) He also told her to “raise up and told [her] to suck his dick,” though she was unsure of the order of these events. I (Tr. 3626) She testified that the sexual intercourse lasted about 20 to 30 minutes, I though the AVL shows Officer Holtzclaw’s than about eleven minutes.</w:t>
       </w:r>
     </w:p>
     <w:p>
@@ -7158,7 +7158,7 @@
         <w:noBreakHyphen/>
       </w:r>
       <w:r>
-        <w:t xml:space="preserve">83. I 17 of its language or what its terms justify.” Leftwich v. State, 2015 OK CR 5, ,r 15, 350 I P.3d 149, 155.</w:t>
+        <w:t xml:space="preserve">83. I 17 of its language or what its terms justify.” Leftwich v. State, 2015 OK CR 5, ⁠,r 15, 350 I P.3d 149, 155.</w:t>
       </w:r>
     </w:p>
     <w:p>
@@ -7592,7 +7592,7 @@
         <w:noBreakHyphen/>
       </w:r>
       <w:r>
-        <w:t xml:space="preserve">89) Based on this evidence, the Jury acquitted I 21 ,I Appellant of first degree rape but convicted him of forcible oral sodomy. It seems I plainly evident that the jury simply “spHt the baby” on these counts,</w:t>
+        <w:t xml:space="preserve">89) Based on this evidence, the Jury acquitted I 21 ⁠,I Appellant of first degree rape but convicted him of forcible oral sodomy. It seems I plainly evident that the jury simply “spHt the baby” on these counts,</w:t>
       </w:r>
     </w:p>
     <w:p>
@@ -7764,7 +7764,7 @@
         <w:pStyle w:val="BodyText"/>
       </w:pPr>
       <w:r>
-        <w:t xml:space="preserve">the I legislative intent of this provision as intending to include within its parameters persons “owing special trust and confidence to those citizens ordered into their I custody or control.” Id. ,i 17, 243 P.3d at 464 (emphasis added). None of these alleged victims was ordered into the custody of any agency of government, and the I mere fact that they were detained did not transform them into wards of the state. I See, e.g., Maryland v. Shatzer, 559 U.S. 98, 113, 130 S. Ct. 1213, 1224, 175 L. Ed. 2d 1045 (2010) (expressly rejecting the notion that subjects of a traffic or Terry stop I are “in custody”).</w:t>
+        <w:t xml:space="preserve">the I legislative intent of this provision as intending to include within its parameters persons “owing special trust and confidence to those citizens ordered into their I custody or control.” Id. ⁠,i 17, 243 P.3d at 464 (emphasis added). None of these alleged victims was ordered into the custody of any agency of government, and the I mere fact that they were detained did not transform them into wards of the state. I See, e.g., Maryland v. Shatzer, 559 U.S. 98, 113, 130 S. Ct. 1213, 1224, 175 L. Ed. 2d 1045 (2010) (expressly rejecting the notion that subjects of a traffic or Terry stop I are “in custody”).</w:t>
       </w:r>
     </w:p>
     <w:p>
@@ -9770,7 +9770,7 @@
         <w:pStyle w:val="BodyText"/>
       </w:pPr>
       <w:r>
-        <w:t xml:space="preserve">Although the charged offenses in Middaugh occurred within separate towns within the same county, and the Court did not elaborate as to why “the facts of this case” convinced it that separate towns were treated as “approximately the same location,” the period of time during which the illegal conduct occurred was only six weeks. 1988 OK CR 295 at, 10,767 I P .2d at 435. Without further guidance from the Court, it would seem that the only time separate crimes might fail to meet the same approximate location standard would be ones which occur in separate counties, in which case it is highly unlikely one court would properly I have venue and Jurisdiction over both crimes. greater overall plan. I Atnip v. State, 1977 OK CR 187, ~ 11,564 P.2d 660,663 (emphasis the common scheme or plan requirement is satisfied</w:t>
+        <w:t xml:space="preserve">Although the charged offenses in Middaugh occurred within separate towns within the same county, and the Court did not elaborate as to why “the facts of this case” convinced it that separate towns were treated as “approximately the same location,” the period of time during which the illegal conduct occurred was only six weeks. 1988 OK CR 295 at, 10,767 I P ⁠.2d at 435. Without further guidance from the Court, it would seem that the only time separate crimes might fail to meet the same approximate location standard would be ones which occur in separate counties, in which case it is highly unlikely one court would properly I have venue and Jurisdiction over both crimes. greater overall plan. I Atnip v. State, 1977 OK CR 187, ~ 11,564 P.2d 660,663 (emphasis the common scheme or plan requirement is satisfied</w:t>
       </w:r>
     </w:p>
     <w:p>
@@ -9968,7 +9968,7 @@
         <w:pStyle w:val="BodyText"/>
       </w:pPr>
       <w:r>
-        <w:t xml:space="preserve">but I in the aggregate and repeatedly told the jury to consider “all” the victims when evaluating the evidence. For example, “And you heard from the witness stand all I 13 victims tell you: …. “ (Tr. 4151); “And Jannie Ligons isn’t in the same area of I town where he stopped all of these other victims.” Ligons does just as all the other victims .. .. “(Id.); “I submit</w:t>
+        <w:t xml:space="preserve">but I in the aggregate and repeatedly told the jury to consider “all” the victims when evaluating the evidence. For example, “And you heard from the witness stand all I 13 victims tell you: …. “ (Tr. 4151); “And Jannie Ligons isn’t in the same area of I town where he stopped all of these other victims.” Ligons does just as all the other victims ⁠.. ⁠.. “(Id.); “I submit</w:t>
       </w:r>
     </w:p>
     <w:p>
@@ -10000,7 +10000,7 @@
         <w:pStyle w:val="BodyText"/>
       </w:pPr>
       <w:r>
-        <w:t xml:space="preserve">… ?” (Tr. 4184); “But at the end of the day to believe that the defendant</w:t>
+        <w:t xml:space="preserve">… ⁠?” (Tr. 4184); “But at the end of the day to believe that the defendant</w:t>
       </w:r>
     </w:p>
     <w:p>
@@ -10176,7 +10176,7 @@
         <w:pStyle w:val="BodyText"/>
       </w:pPr>
       <w:r>
-        <w:t xml:space="preserve">so objectionable as I tending to confound the accused in his defense, or to prejudice him as to his challenges, in the matter of being held out to be habitually criminal, in the I distraction of the attention of the jury or otherwise.” Mc Elroy v. United States, 164 U.S. 76, 80, 17 S. Ct. 31, 32, 41 L. Ed. 355 (1896). Indeed, a criminal defendant has I a right to be convicted, if at all, by evidence showing him guilty of the charged I offense alone, Boyd v. United States, 142 U.S. 450, 458, 12 S.Ct. 292, 295, 35 L.Ed. 1077 (1892); Brockman v. State, 1936 OK CR 114, 61 P.2d 273,275, not on evidence I of other, unrelated crimes. When improper joinder has a substantial and injurious effect or influence in determining the jury’s verdict, it cannot be said that the I defendant has had a fundamentally fair trial and his due process rights are thereby I violated. See, e.g., Davis v. Woodford, 384 F .3d 628, 638 (9th Cir. 2004).</w:t>
+        <w:t xml:space="preserve">so objectionable as I tending to confound the accused in his defense, or to prejudice him as to his challenges, in the matter of being held out to be habitually criminal, in the I distraction of the attention of the jury or otherwise.” Mc Elroy v. United States, 164 U.S. 76, 80, 17 S. Ct. 31, 32, 41 L. Ed. 355 (1896). Indeed, a criminal defendant has I a right to be convicted, if at all, by evidence showing him guilty of the charged I offense alone, Boyd v. United States, 142 U.S. 450, 458, 12 S.Ct. 292, 295, 35 L.Ed. 1077 (1892); Brockman v. State, 1936 OK CR 114, 61 P.2d 273,275, not on evidence I of other, unrelated crimes. When improper joinder has a substantial and injurious effect or influence in determining the jury’s verdict, it cannot be said that the I defendant has had a fundamentally fair trial and his due process rights are thereby I violated. See, e.g., Davis v. Woodford, 384 F ⁠.3d 628, 638 (9th Cir. 2004).</w:t>
       </w:r>
     </w:p>
     <w:p>
@@ -11664,7 +11664,7 @@
         <w:pStyle w:val="BodyText"/>
       </w:pPr>
       <w:r>
-        <w:t xml:space="preserve">see, e.g., Darks v. State, 1998 OK CR 15, ,r 53, 954 P.2d 152, 166, that I freedom and latitude is nevertheless subject to the constraints of professional conduct and the right to a fair trial for both parties. See, e.g., Bechtel v. State, 1987 I OK CR 126, ,r 12, 738 P.2d 559, 561 (“This Court will not tolerate improper conduct I by any attorney control any uncalled</w:t>
+        <w:t xml:space="preserve">see, e.g., Darks v. State, 1998 OK CR 15, ⁠,r 53, 954 P.2d 152, 166, that I freedom and latitude is nevertheless subject to the constraints of professional conduct and the right to a fair trial for both parties. See, e.g., Bechtel v. State, 1987 I OK CR 126, ⁠,r 12, 738 P.2d 559, 561 (“This Court will not tolerate improper conduct I by any attorney control any uncalled</w:t>
       </w:r>
     </w:p>
     <w:p>
@@ -11876,7 +11876,7 @@
         <w:pStyle w:val="BodyText"/>
       </w:pPr>
       <w:r>
-        <w:t xml:space="preserve">asking the jury to draw a negative inference from I a defendant’s alleged failure to present evidence is clearly improper and requires reversal of Appellant’s convictions. See Sandstrom v. Montana, 442 U.S. 510, 524, I 35 99 S.Ct. 2450, 2459, 61 L.Ed.2d 39 (1979); Pettigrew v. State, 1976 OK CR 228, ,r 30, 554 P.2d 1186, 1194; see also Carter v. Kentucky, 450 U.S. 288, 101 s.ct. 1112, 67 I L.Ed.2d 241 (1981) (defendant entitled to no adverse inference instruction upon I request); Mullaney v. Wilbur, 421 U.S. 684, 703</w:t>
+        <w:t xml:space="preserve">asking the jury to draw a negative inference from I a defendant’s alleged failure to present evidence is clearly improper and requires reversal of Appellant’s convictions. See Sandstrom v. Montana, 442 U.S. 510, 524, I 35 99 S.Ct. 2450, 2459, 61 L.Ed.2d 39 (1979); Pettigrew v. State, 1976 OK CR 228, ⁠,r 30, 554 P.2d 1186, 1194; see also Carter v. Kentucky, 450 U.S. 288, 101 s.ct. 1112, 67 I L.Ed.2d 241 (1981) (defendant entitled to no adverse inference instruction upon I request); Mullaney v. Wilbur, 421 U.S. 684, 703</w:t>
       </w:r>
       <w:r>
         <w:noBreakHyphen/>
@@ -11896,7 +11896,7 @@
         <w:tab/>
       </w:r>
       <w:r>
-        <w:t xml:space="preserve">Arguing Facts Not In Evidence I While counsel for parties have a liberal freedom of speech in closing I argument, that freedom is confined to the evidence actually presented at trial and the logical inferences therefrom. See Torres v. State, 1998 OK CR 40, ,r 48, 962 P.2d I 3, 18; Coulter v. State, 1987 OK CR 37, ,r 31, 734 P.2d 295, 302; Hager v. State, 1980 OK CR 51, ,r 119,612 P.2d 1369, 1373</w:t>
+        <w:t xml:space="preserve">Arguing Facts Not In Evidence I While counsel for parties have a liberal freedom of speech in closing I argument, that freedom is confined to the evidence actually presented at trial and the logical inferences therefrom. See Torres v. State, 1998 OK CR 40, ⁠,r 48, 962 P.2d I 3, 18; Coulter v. State, 1987 OK CR 37, ⁠,r 31, 734 P.2d 295, 302; Hager v. State, 1980 OK CR 51, ⁠,r 119,612 P.2d 1369, 1373</w:t>
       </w:r>
       <w:r>
         <w:noBreakHyphen/>
@@ -12092,7 +12092,7 @@
         <w:noBreakHyphen/>
       </w:r>
       <w:r>
-        <w:t xml:space="preserve">49, 94 S.Ct. 1868, 1874, 40 L.Ed.2d 431 (1974); Smith v. State, 1987 OK CR 235, I , 7, 744 P.2d 1282, 1285.</w:t>
+        <w:t xml:space="preserve">49, 94 S.Ct. 1868, 1874, 40 L.Ed.2d 431 (1974); Smith v. State, 1987 OK CR 235, I ⁠, 7, 744 P.2d 1282, 1285.</w:t>
       </w:r>
     </w:p>
     <w:p>
@@ -12346,23 +12346,23 @@
         <w:pStyle w:val="BodyText"/>
       </w:pPr>
       <w:r>
-        <w:t xml:space="preserve">None of this misconduct was objected to at trial. It is an affirmative duty of I the trial court, however, “to maintain decorum in keeping with the nature of the proceeding; the judge is not a mere moderator, but is the governor oft he trialfor the I purpose of assuring its proper conduct.” Bechtel, supra at ,r 12, 738 P.2d at 561 I (emphasis added); see also Brown v. State, 1988 OK CR 59, ,r 16,753 P.2d 908,912 (“Trial judges have an affirmative obligation ‘to ensure that final argument to the I jury is kept within proper, accepted bounds”’) (quoting ABA Standards for Criminal Justice,§ 3-⁠5.8(e) (1980)). This Court has not hesitated to review and I redress claims of prosecutorial misconduct where, as here, the prejudice to the I accused’s right to a fair trial is manifest. (“We will review these assignments</w:t>
-      </w:r>
-    </w:p>
-    <w:p>
-      <w:pPr>
-        <w:pStyle w:val="BodyText"/>
-      </w:pPr>
-      <w:r>
-        <w:t xml:space="preserve">See Tobler, supra at ,r 13,688 P.2d 350,353</w:t>
-      </w:r>
-    </w:p>
-    <w:p>
-      <w:pPr>
-        <w:pStyle w:val="BodyText"/>
-      </w:pPr>
-      <w:r>
-        <w:t xml:space="preserve">of error because there is no right which is more I essential to an accused’s defense than the right to a fair trial free from prejudice”); see also Coulter, supra at ,r 32,734 P.2d 295,302 (“ [T]his Court has consistently held I that [failure to object to prejudicial remarks] does not prevent correction of the I error when its effect is prejudicial to the fundamental Hager v. State, 1980 OK CR 51, ,r 20,612 P.2d at 1373 (“ [T]here</w:t>
+        <w:t xml:space="preserve">None of this misconduct was objected to at trial. It is an affirmative duty of I the trial court, however, “to maintain decorum in keeping with the nature of the proceeding; the judge is not a mere moderator, but is the governor oft he trialfor the I purpose of assuring its proper conduct.” Bechtel, supra at ⁠,r 12, 738 P.2d at 561 I (emphasis added); see also Brown v. State, 1988 OK CR 59, ⁠,r 16,753 P.2d 908,912 (“Trial judges have an affirmative obligation ‘to ensure that final argument to the I jury is kept within proper, accepted bounds”’) (quoting ABA Standards for Criminal Justice,§ 3-⁠5.8(e) (1980)). This Court has not hesitated to review and I redress claims of prosecutorial misconduct where, as here, the prejudice to the I accused’s right to a fair trial is manifest. (“We will review these assignments</w:t>
+      </w:r>
+    </w:p>
+    <w:p>
+      <w:pPr>
+        <w:pStyle w:val="BodyText"/>
+      </w:pPr>
+      <w:r>
+        <w:t xml:space="preserve">See Tobler, supra at ⁠,r 13,688 P.2d 350,353</w:t>
+      </w:r>
+    </w:p>
+    <w:p>
+      <w:pPr>
+        <w:pStyle w:val="BodyText"/>
+      </w:pPr>
+      <w:r>
+        <w:t xml:space="preserve">of error because there is no right which is more I essential to an accused’s defense than the right to a fair trial free from prejudice”); see also Coulter, supra at ⁠,r 32,734 P.2d 295,302 (“ [T]his Court has consistently held I that [failure to object to prejudicial remarks] does not prevent correction of the I error when its effect is prejudicial to the fundamental Hager v. State, 1980 OK CR 51, ⁠,r 20,612 P.2d at 1373 (“ [T]here</w:t>
       </w:r>
     </w:p>
     <w:p>

--- a/courts/tenth-circuit/oklahoma/state/court-of-criminal-appeals/brief-on-the-merits/usage/OUTPUT-brief-on-the-merits.docx
+++ b/courts/tenth-circuit/oklahoma/state/court-of-criminal-appeals/brief-on-the-merits/usage/OUTPUT-brief-on-the-merits.docx
@@ -15,11 +15,7 @@
         <w:t xml:space="preserve"> </w:t>
       </w:r>
       <w:r>
-        <w:t xml:space="preserve">F</w:t>
-        <w:noBreakHyphen/>
-        <w:t xml:space="preserve">2016</w:t>
-        <w:noBreakHyphen/>
-        <w:t xml:space="preserve">62</w:t>
+        <w:t xml:space="preserve">F-⁠2016-⁠62</w:t>
       </w:r>
     </w:p>
     <w:p>
@@ -3822,9 +3818,7 @@
         <w:t xml:space="preserve"> </w:t>
       </w:r>
       <w:r>
-        <w:t xml:space="preserve">249</w:t>
-        <w:noBreakHyphen/>
-        <w:t xml:space="preserve">250.</w:t>
+        <w:t xml:space="preserve">249-⁠250.</w:t>
       </w:r>
       <w:r>
         <w:t xml:space="preserve"> </w:t>
@@ -4080,19 +4074,7 @@
         <w:pStyle w:val="BodyText"/>
       </w:pPr>
       <w:r>
-        <w:t xml:space="preserve">Appellant, Daniel K. Holtzclaw, was charged by Information in Oklahoma County District Court Case No. CF</w:t>
-      </w:r>
-      <w:r>
-        <w:noBreakHyphen/>
-      </w:r>
-      <w:r>
-        <w:t xml:space="preserve">2014</w:t>
-      </w:r>
-      <w:r>
-        <w:noBreakHyphen/>
-      </w:r>
-      <w:r>
-        <w:t xml:space="preserve">5869 with eight counts of procuring lewd I exhibition, ten counts of sexual battery, seven counts of forcible oral sodomy, six I counts of first degree rape, two counts of second degree rape (by instrumentation), one count of indecent exposure, one count of first degree burglary, and one count I of stalking. Oklahoma County Assistant District Attorneys Gayland Gieger and Lori McConnell prosecuted the case. Appellant was represented at trial by Messrs. I Scott Adams and Robert Gray, both of Oklahoma City. The Honorable Timothy R. I Henderson thirty-six</w:t>
+        <w:t xml:space="preserve">Appellant, Daniel K. Holtzclaw, was charged by Information in Oklahoma County District Court Case No. CF-⁠2014-⁠5869 with eight counts of procuring lewd I exhibition, ten counts of sexual battery, seven counts of forcible oral sodomy, six I counts of first degree rape, two counts of second degree rape (by instrumentation), one count of indecent exposure, one count of first degree burglary, and one count I of stalking. Oklahoma County Assistant District Attorneys Gayland Gieger and Lori McConnell prosecuted the case. Appellant was represented at trial by Messrs. I Scott Adams and Robert Gray, both of Oklahoma City. The Honorable Timothy R. I Henderson thirty-six</w:t>
       </w:r>
     </w:p>
     <w:p>
@@ -4320,27 +4302,15 @@
         <w:pStyle w:val="BodyText"/>
       </w:pPr>
       <w:r>
-        <w:t xml:space="preserve">518</w:t>
-      </w:r>
-      <w:r>
-        <w:noBreakHyphen/>
-      </w:r>
-      <w:r>
-        <w:t xml:space="preserve">20) Sex crimes detective Kim Davis was called in, and she interviewed Ms. I Ligons at Integris Southwest Medical Center after the conclusion of a SANE</w:t>
-      </w:r>
-    </w:p>
-    <w:p>
-      <w:pPr>
-        <w:pStyle w:val="BodyText"/>
-      </w:pPr>
-      <w:r>
-        <w:t xml:space="preserve">examination. (Tr. 524, 756</w:t>
-      </w:r>
-      <w:r>
-        <w:noBreakHyphen/>
-      </w:r>
-      <w:r>
-        <w:t xml:space="preserve">57) At the time, fellow sex crimes detective Rocky I Gregory was working on investigating similar allegations made by a woman named I Terri Morris, who when approached</w:t>
+        <w:t xml:space="preserve">518-⁠20) Sex crimes detective Kim Davis was called in, and she interviewed Ms. I Ligons at Integris Southwest Medical Center after the conclusion of a SANE</w:t>
+      </w:r>
+    </w:p>
+    <w:p>
+      <w:pPr>
+        <w:pStyle w:val="BodyText"/>
+      </w:pPr>
+      <w:r>
+        <w:t xml:space="preserve">examination. (Tr. 524, 756-⁠57) At the time, fellow sex crimes detective Rocky I Gregory was working on investigating similar allegations made by a woman named I Terri Morris, who when approached</w:t>
       </w:r>
     </w:p>
     <w:p>
@@ -4380,13 +4350,7 @@
         <w:pStyle w:val="BodyText"/>
       </w:pPr>
       <w:r>
-        <w:t xml:space="preserve">by a police officer. (II I P.H. Tr. 111; Tr. 3196</w:t>
-      </w:r>
-      <w:r>
-        <w:noBreakHyphen/>
-      </w:r>
-      <w:r>
-        <w:t xml:space="preserve">97) The detectives then used records of Officer Holtzclaw’s</w:t>
+        <w:t xml:space="preserve">by a police officer. (II I P.H. Tr. 111; Tr. 3196-⁠97) The detectives then used records of Officer Holtzclaw’s</w:t>
       </w:r>
     </w:p>
     <w:p>
@@ -4418,45 +4382,15 @@
         <w:pStyle w:val="BodyText"/>
       </w:pPr>
       <w:r>
-        <w:t xml:space="preserve">a.m. on June 18, 2014. The evening of June 17, she had been visiting friends at a I 2 residence in northeast Oklahoma City. (Tr. 466</w:t>
-      </w:r>
-      <w:r>
-        <w:noBreakHyphen/>
-      </w:r>
-      <w:r>
-        <w:t xml:space="preserve">67) She denied drinking anything I that night, but she admitted to taking one hit off of “a little piece of a joint.” (Tr. 468</w:t>
-      </w:r>
-      <w:r>
-        <w:noBreakHyphen/>
-      </w:r>
-      <w:r>
-        <w:t xml:space="preserve">69) She had a headache around midnight and took a “p.m. something” she had I bought from the Dollar Store and lay down on the sofa. Knowing she had to get home to pick up her “fiance,” Richard, to take him to work, she got up at almost I 2:00 a.m. and started driving home. (Tr. 471</w:t>
-      </w:r>
-      <w:r>
-        <w:noBreakHyphen/>
-      </w:r>
-      <w:r>
-        <w:t xml:space="preserve">72) She was driving down 50 th St. when I she was pulled over by a police officer. (Tr. 474</w:t>
-      </w:r>
-      <w:r>
-        <w:noBreakHyphen/>
-      </w:r>
-      <w:r>
-        <w:t xml:space="preserve">79)</w:t>
-      </w:r>
-    </w:p>
-    <w:p>
-      <w:pPr>
-        <w:pStyle w:val="BodyText"/>
-      </w:pPr>
-      <w:r>
-        <w:t xml:space="preserve">The officer came to her door and told her he stopped her because she was I swerving. She said she was not swerving. (Tr. 480) Seeing a cup in her car, the officer asked her what she was drinking, and she replied that it was “Kool-Aid.” He I asked her to get out of her vehicle, searched her, and placed her in the back seat of I his patrol car. (Tr. 481</w:t>
-      </w:r>
-      <w:r>
-        <w:noBreakHyphen/>
-      </w:r>
-      <w:r>
-        <w:t xml:space="preserve">84) She testified back to her and asked how he was supposed</w:t>
+        <w:t xml:space="preserve">a.m. on June 18, 2014. The evening of June 17, she had been visiting friends at a I 2 residence in northeast Oklahoma City. (Tr. 466-⁠67) She denied drinking anything I that night, but she admitted to taking one hit off of “a little piece of a joint.” (Tr. 468-⁠69) She had a headache around midnight and took a “p.m. something” she had I bought from the Dollar Store and lay down on the sofa. Knowing she had to get home to pick up her “fiance,” Richard, to take him to work, she got up at almost I 2:00 a.m. and started driving home. (Tr. 471-⁠72) She was driving down 50 th St. when I she was pulled over by a police officer. (Tr. 474-⁠79)</w:t>
+      </w:r>
+    </w:p>
+    <w:p>
+      <w:pPr>
+        <w:pStyle w:val="BodyText"/>
+      </w:pPr>
+      <w:r>
+        <w:t xml:space="preserve">The officer came to her door and told her he stopped her because she was I swerving. She said she was not swerving. (Tr. 480) Seeing a cup in her car, the officer asked her what she was drinking, and she replied that it was “Kool-Aid.” He I asked her to get out of her vehicle, searched her, and placed her in the back seat of I his patrol car. (Tr. 481-⁠84) She testified back to her and asked how he was supposed</w:t>
       </w:r>
     </w:p>
     <w:p>
@@ -4488,113 +4422,47 @@
         <w:pStyle w:val="BodyText"/>
       </w:pPr>
       <w:r>
-        <w:t xml:space="preserve">on her chest, and she pulled her blouse down. (Tr. 496) I According to her, he then started asking how he was to know she did not have anything in her pants. (Tr. 498) She said he told her to get out of the car, stand up, I and pull her pants down. (Tr. 499</w:t>
-      </w:r>
-      <w:r>
-        <w:noBreakHyphen/>
-      </w:r>
-      <w:r>
-        <w:t xml:space="preserve">502) She testified that he shined his flashlight I between her legs, and she pulled them up “real fast” and got back in the car. (Tr. 502) According to her, as she was getting back in the car, he said, “Damn, you have I a big ass.” (Tr. 504)</w:t>
-      </w:r>
-    </w:p>
-    <w:p>
-      <w:pPr>
-        <w:pStyle w:val="BodyText"/>
-      </w:pPr>
-      <w:r>
-        <w:t xml:space="preserve">When she got back in the car, he was “holding himself,” she testified. (Tr. I 505) She further testified, “At this point in time he - he wanted me to I guess - I whatever you call-whatever you call it. He wanted me to give him some- some oral sex.” (Tr. 506) She knew that because he unzipped his pants and “took it out” and I said, “Come on,” she testified. a minute.” (Tr. 508</w:t>
-      </w:r>
-      <w:r>
-        <w:noBreakHyphen/>
-      </w:r>
-      <w:r>
-        <w:t xml:space="preserve">09)</w:t>
-      </w:r>
-    </w:p>
-    <w:p>
-      <w:pPr>
-        <w:pStyle w:val="BodyText"/>
-      </w:pPr>
-      <w:r>
-        <w:t xml:space="preserve">(Tr. 507</w:t>
-      </w:r>
-      <w:r>
-        <w:noBreakHyphen/>
-      </w:r>
-      <w:r>
-        <w:t xml:space="preserve">08) She then put his penis in her mouth “for I Based on this testimony, the jury convicted Appellant in Count 15 of procuring lewd exhibition and in Count 16 of forcible oral sodomy. The jury I imposed sentences of five and sixteen years, respectively. I Shardayreon Hill</w:t>
-      </w:r>
-    </w:p>
-    <w:p>
-      <w:pPr>
-        <w:pStyle w:val="BodyText"/>
-      </w:pPr>
-      <w:r>
-        <w:t xml:space="preserve">On December 20, 2013, Shardayreon Hill and her cousin were sitting in some I random person’s pickup truck at Liberty Station Apartments, smoking PCP, when the police suddenly pulled in. (Tr. 1231</w:t>
-      </w:r>
-      <w:r>
-        <w:noBreakHyphen/>
-      </w:r>
-      <w:r>
-        <w:t xml:space="preserve">32) She and her cousin were both arrested, I and a female officer came to search her. (Tr. 1233</w:t>
-      </w:r>
-      <w:r>
-        <w:noBreakHyphen/>
-      </w:r>
-      <w:r>
-        <w:t xml:space="preserve">33, 1248</w:t>
-      </w:r>
-      <w:r>
-        <w:noBreakHyphen/>
-      </w:r>
-      <w:r>
-        <w:t xml:space="preserve">50) The officer found I another vial of PCP on her person and put it on the hood of the police car, at which point Ms. Hill lurched forward, grabbed the vial in her mouth, and crushed it. (Tr. I 1249</w:t>
-      </w:r>
-      <w:r>
-        <w:noBreakHyphen/>
-      </w:r>
-      <w:r>
-        <w:t xml:space="preserve">51, 1329) After this, she was taken to a local hospital, decontaminated, and put into a recovery room. (Tr. 1250</w:t>
-      </w:r>
-      <w:r>
-        <w:noBreakHyphen/>
-      </w:r>
-      <w:r>
-        <w:t xml:space="preserve">54 I She was handcuffed to the bed, and Officer Holtzclaw remained in the room I to supervise was drooping</w:t>
-      </w:r>
-    </w:p>
-    <w:p>
-      <w:pPr>
-        <w:pStyle w:val="BodyText"/>
-      </w:pPr>
-      <w:r>
-        <w:t xml:space="preserve">her. (Tr. 1254</w:t>
-      </w:r>
-      <w:r>
-        <w:noBreakHyphen/>
-      </w:r>
-      <w:r>
-        <w:t xml:space="preserve">55) According to her, he kept telling her that her gown</w:t>
-      </w:r>
-    </w:p>
-    <w:p>
-      <w:pPr>
-        <w:pStyle w:val="BodyText"/>
-      </w:pPr>
-      <w:r>
-        <w:t xml:space="preserve">and then at one point came over to her to try and pull the gown up I himself, grabbing and cupping her right breast in the process. (Tr. 1257</w:t>
-      </w:r>
-      <w:r>
-        <w:noBreakHyphen/>
-      </w:r>
-      <w:r>
-        <w:t xml:space="preserve">59) Sometime later, after letting her use his phone to call her mother, he walked to the I foot of the bed and said, “If you corroborate [sic J with me, you know, I can make these charges go away within a month.” (Tr. 1260·66) She testified that he reached I his hand under her gown and stuck his fingers in her vagina. (Tr. 1267</w:t>
-      </w:r>
-      <w:r>
-        <w:noBreakHyphen/>
-      </w:r>
-      <w:r>
-        <w:t xml:space="preserve">69) Shortly I after that, he came around and stood to her left side. She testified his pants down and made her “rub it first.” (Tr. 1270) According</w:t>
+        <w:t xml:space="preserve">on her chest, and she pulled her blouse down. (Tr. 496) I According to her, he then started asking how he was to know she did not have anything in her pants. (Tr. 498) She said he told her to get out of the car, stand up, I and pull her pants down. (Tr. 499-⁠502) She testified that he shined his flashlight I between her legs, and she pulled them up “real fast” and got back in the car. (Tr. 502) According to her, as she was getting back in the car, he said, “Damn, you have I a big ass.” (Tr. 504)</w:t>
+      </w:r>
+    </w:p>
+    <w:p>
+      <w:pPr>
+        <w:pStyle w:val="BodyText"/>
+      </w:pPr>
+      <w:r>
+        <w:t xml:space="preserve">When she got back in the car, he was “holding himself,” she testified. (Tr. I 505) She further testified, “At this point in time he - he wanted me to I guess - I whatever you call-whatever you call it. He wanted me to give him some- some oral sex.” (Tr. 506) She knew that because he unzipped his pants and “took it out” and I said, “Come on,” she testified. a minute.” (Tr. 508-⁠09)</w:t>
+      </w:r>
+    </w:p>
+    <w:p>
+      <w:pPr>
+        <w:pStyle w:val="BodyText"/>
+      </w:pPr>
+      <w:r>
+        <w:t xml:space="preserve">(Tr. 507-⁠08) She then put his penis in her mouth “for I Based on this testimony, the jury convicted Appellant in Count 15 of procuring lewd exhibition and in Count 16 of forcible oral sodomy. The jury I imposed sentences of five and sixteen years, respectively. I Shardayreon Hill</w:t>
+      </w:r>
+    </w:p>
+    <w:p>
+      <w:pPr>
+        <w:pStyle w:val="BodyText"/>
+      </w:pPr>
+      <w:r>
+        <w:t xml:space="preserve">On December 20, 2013, Shardayreon Hill and her cousin were sitting in some I random person’s pickup truck at Liberty Station Apartments, smoking PCP, when the police suddenly pulled in. (Tr. 1231-⁠32) She and her cousin were both arrested, I and a female officer came to search her. (Tr. 1233-⁠33, 1248-⁠50) The officer found I another vial of PCP on her person and put it on the hood of the police car, at which point Ms. Hill lurched forward, grabbed the vial in her mouth, and crushed it. (Tr. I 1249-⁠51, 1329) After this, she was taken to a local hospital, decontaminated, and put into a recovery room. (Tr. 1250-⁠54 I She was handcuffed to the bed, and Officer Holtzclaw remained in the room I to supervise was drooping</w:t>
+      </w:r>
+    </w:p>
+    <w:p>
+      <w:pPr>
+        <w:pStyle w:val="BodyText"/>
+      </w:pPr>
+      <w:r>
+        <w:t xml:space="preserve">her. (Tr. 1254-⁠55) According to her, he kept telling her that her gown</w:t>
+      </w:r>
+    </w:p>
+    <w:p>
+      <w:pPr>
+        <w:pStyle w:val="BodyText"/>
+      </w:pPr>
+      <w:r>
+        <w:t xml:space="preserve">and then at one point came over to her to try and pull the gown up I himself, grabbing and cupping her right breast in the process. (Tr. 1257-⁠59) Sometime later, after letting her use his phone to call her mother, he walked to the I foot of the bed and said, “If you corroborate [sic J with me, you know, I can make these charges go away within a month.” (Tr. 1260·66) She testified that he reached I his hand under her gown and stuck his fingers in her vagina. (Tr. 1267-⁠69) Shortly I after that, he came around and stood to her left side. She testified his pants down and made her “rub it first.” (Tr. 1270) According</w:t>
       </w:r>
     </w:p>
     <w:p>
@@ -4610,13 +4478,7 @@
         <w:pStyle w:val="BodyText"/>
       </w:pPr>
       <w:r>
-        <w:t xml:space="preserve">to her, he then I made her perform oral sex on him, saying at one point, “Ha ha, you never sucked a white dick before.” (Tr. 1271</w:t>
-      </w:r>
-      <w:r>
-        <w:noBreakHyphen/>
-      </w:r>
-      <w:r>
-        <w:t xml:space="preserve">73) I 4 Sometime after she got out of jail, Officer Holtzclaw friended her on I Face book, and they conversed by text message.</w:t>
+        <w:t xml:space="preserve">to her, he then I made her perform oral sex on him, saying at one point, “Ha ha, you never sucked a white dick before.” (Tr. 1271-⁠73) I 4 Sometime after she got out of jail, Officer Holtzclaw friended her on I Face book, and they conversed by text message.</w:t>
       </w:r>
     </w:p>
     <w:p>
@@ -4632,13 +4494,7 @@
         <w:pStyle w:val="BodyText"/>
       </w:pPr>
       <w:r>
-        <w:t xml:space="preserve">(Tr. 1284</w:t>
-      </w:r>
-      <w:r>
-        <w:noBreakHyphen/>
-      </w:r>
-      <w:r>
-        <w:t xml:space="preserve">87) According</w:t>
+        <w:t xml:space="preserve">(Tr. 1284-⁠87) According</w:t>
       </w:r>
     </w:p>
     <w:p>
@@ -4654,59 +4510,23 @@
         <w:pStyle w:val="BodyText"/>
       </w:pPr>
       <w:r>
-        <w:t xml:space="preserve">to her, he came to her house at some I point when he was off duty. (Tr. 1288</w:t>
-      </w:r>
-      <w:r>
-        <w:noBreakHyphen/>
-      </w:r>
-      <w:r>
-        <w:t xml:space="preserve">89) She testified that he was wanting to have sex with her in the car, but she told him she could not, because she had kids in the I house. (Tr. 1292) According to her, he then asked her to give him oral sex and I pulled his penis out of his pants, but she kept telling him she could not do that and eventually got out of the car and went back in the house with the kids. (Tr. 1292</w:t>
-      </w:r>
-      <w:r>
-        <w:noBreakHyphen/>
-      </w:r>
-      <w:r>
-        <w:t xml:space="preserve">94) I After hearing all the evidence, the jury acquitted Appellant of three counts of sexual battery, in Counts 21, 22, and 23; acquitted him in Count 24 of forcible oral I sodomy; acquitted him in Count 25 of second degree rape; and acquitted him in I Count 26 of indecent Tabitha Barnes</w:t>
-      </w:r>
-    </w:p>
-    <w:p>
-      <w:pPr>
-        <w:pStyle w:val="BodyText"/>
-      </w:pPr>
-      <w:r>
-        <w:t xml:space="preserve">exposure. I On February 27, 2014, Tabitha Barnes was in front of her house at NE 15 th Street and Jordan when she came into contact with Officer Holtzclaw. (Tr. 1763) I She lived with her three kids, ages 7, 11, and 14, and occasionally her boyfriend, Terry Williams, a registered sex offender. (Tr. 1764) She and her friend, Angela I Cooper, were planning to go shopping as soon as funds got posted to their EBT I cards. It was cold outside, and they were waiting for the car to warm up when they saw two police cars drive by. (Tr. 1768) Minutes later, one of the cars pulled in I behind her car, and the other pulled in front of the house. They were asked to get out of the car and were each placed in the back of separate police cars. (Tr. 1769- I 70) They were both run for warrants, and Angela was allowed to get out and go into I the house, and the other police car drove off. (Tr. 1770, 1774</w:t>
-      </w:r>
-      <w:r>
-        <w:noBreakHyphen/>
-      </w:r>
-      <w:r>
-        <w:t xml:space="preserve">75)</w:t>
-      </w:r>
-    </w:p>
-    <w:p>
-      <w:pPr>
-        <w:pStyle w:val="BodyText"/>
-      </w:pPr>
-      <w:r>
-        <w:t xml:space="preserve">It was at this point that, according to Ms. Barnes, Officer Holtzclaw made her I raise up her shirt, exposing her breasts. (Tr. 1775</w:t>
-      </w:r>
-      <w:r>
-        <w:noBreakHyphen/>
-      </w:r>
-      <w:r>
-        <w:t xml:space="preserve">79) She testified that he asked her if she had anything under her breasts, and then he lifted her breast up. (Tr. I 5 1780) After this, he told her to get her tickets taken care of and let her go. (Tr. I 1782) About a month later, she came home to find a police car in front of her house and an unknown black man lying in the yard. (Tr. 1787</w:t>
-      </w:r>
-      <w:r>
-        <w:noBreakHyphen/>
-      </w:r>
-      <w:r>
-        <w:t xml:space="preserve">90 She asked Officer I Holtzclaw who that was, and he said he did not know. She testified that he then walked over to the man, kicked him, and told him to go on. (Tr. 1790) He then put I her in the back his police car and started asking about her “tickets” and had she I taken care of them. According to her, he told her he had been in her house, and when she asked who let him in, he said, “I went on in.” (Tr. 1794) It was at this I point, she said, that he made her pull up her shirt again and also made her pull down her pants, exposing her vagina. (Tr. 1796</w:t>
-      </w:r>
-      <w:r>
-        <w:noBreakHyphen/>
-      </w:r>
-      <w:r>
-        <w:t xml:space="preserve">99) I Her boyfriend, Terry Williams, was at the house at the time. (Tr. 1792) I Williams testified that he was alone in the house when he was awakened officer, who asked him what he was doing there.</w:t>
+        <w:t xml:space="preserve">to her, he came to her house at some I point when he was off duty. (Tr. 1288-⁠89) She testified that he was wanting to have sex with her in the car, but she told him she could not, because she had kids in the I house. (Tr. 1292) According to her, he then asked her to give him oral sex and I pulled his penis out of his pants, but she kept telling him she could not do that and eventually got out of the car and went back in the house with the kids. (Tr. 1292-⁠94) I After hearing all the evidence, the jury acquitted Appellant of three counts of sexual battery, in Counts 21, 22, and 23; acquitted him in Count 24 of forcible oral I sodomy; acquitted him in Count 25 of second degree rape; and acquitted him in I Count 26 of indecent Tabitha Barnes</w:t>
+      </w:r>
+    </w:p>
+    <w:p>
+      <w:pPr>
+        <w:pStyle w:val="BodyText"/>
+      </w:pPr>
+      <w:r>
+        <w:t xml:space="preserve">exposure. I On February 27, 2014, Tabitha Barnes was in front of her house at NE 15 th Street and Jordan when she came into contact with Officer Holtzclaw. (Tr. 1763) I She lived with her three kids, ages 7, 11, and 14, and occasionally her boyfriend, Terry Williams, a registered sex offender. (Tr. 1764) She and her friend, Angela I Cooper, were planning to go shopping as soon as funds got posted to their EBT I cards. It was cold outside, and they were waiting for the car to warm up when they saw two police cars drive by. (Tr. 1768) Minutes later, one of the cars pulled in I behind her car, and the other pulled in front of the house. They were asked to get out of the car and were each placed in the back of separate police cars. (Tr. 1769- I 70) They were both run for warrants, and Angela was allowed to get out and go into I the house, and the other police car drove off. (Tr. 1770, 1774-⁠75)</w:t>
+      </w:r>
+    </w:p>
+    <w:p>
+      <w:pPr>
+        <w:pStyle w:val="BodyText"/>
+      </w:pPr>
+      <w:r>
+        <w:t xml:space="preserve">It was at this point that, according to Ms. Barnes, Officer Holtzclaw made her I raise up her shirt, exposing her breasts. (Tr. 1775-⁠79) She testified that he asked her if she had anything under her breasts, and then he lifted her breast up. (Tr. I 5 1780) After this, he told her to get her tickets taken care of and let her go. (Tr. I 1782) About a month later, she came home to find a police car in front of her house and an unknown black man lying in the yard. (Tr. 1787-⁠90 She asked Officer I Holtzclaw who that was, and he said he did not know. She testified that he then walked over to the man, kicked him, and told him to go on. (Tr. 1790) He then put I her in the back his police car and started asking about her “tickets” and had she I taken care of them. According to her, he told her he had been in her house, and when she asked who let him in, he said, “I went on in.” (Tr. 1794) It was at this I point, she said, that he made her pull up her shirt again and also made her pull down her pants, exposing her vagina. (Tr. 1796-⁠99) I Her boyfriend, Terry Williams, was at the house at the time. (Tr. 1792) I Williams testified that he was alone in the house when he was awakened officer, who asked him what he was doing there.</w:t>
       </w:r>
     </w:p>
     <w:p>
@@ -4722,19 +4542,7 @@
         <w:pStyle w:val="BodyText"/>
       </w:pPr>
       <w:r>
-        <w:t xml:space="preserve">(Tr. 2136</w:t>
-      </w:r>
-      <w:r>
-        <w:noBreakHyphen/>
-      </w:r>
-      <w:r>
-        <w:t xml:space="preserve">37) The officer took him I outside and ran his name for warrants. (Tr. 2138</w:t>
-      </w:r>
-      <w:r>
-        <w:noBreakHyphen/>
-      </w:r>
-      <w:r>
-        <w:t xml:space="preserve">39) He swore that the door was shut, but before entering the house, Officer Holtzclaw had reported the incident as I an open door. (Tr. 2142; St. Exh. 171) He testified that Officer Holtzclaw told him I he would keep harassing</w:t>
+        <w:t xml:space="preserve">(Tr. 2136-⁠37) The officer took him I outside and ran his name for warrants. (Tr. 2138-⁠39) He swore that the door was shut, but before entering the house, Officer Holtzclaw had reported the incident as I an open door. (Tr. 2142; St. Exh. 171) He testified that Officer Holtzclaw told him I he would keep harassing</w:t>
       </w:r>
     </w:p>
     <w:p>
@@ -4774,31 +4582,7 @@
         <w:pStyle w:val="BodyText"/>
       </w:pPr>
       <w:r>
-        <w:t xml:space="preserve">Appellant of two counts of I procuring lewd exhibition, in Counts 4 and 5, and convicted him of one count of sexual battery, in Count 1. However, the jury acquitted him of first degree burglary, I in Count 3, and stalking, in Count 6. Carla Raines I Carla Raines testified that she was walking on 16th Street near Fonshill, I coming from her mother’s house, when she came into contact with Officer Holtzclaw. (Tr. 2172</w:t>
-      </w:r>
-      <w:r>
-        <w:noBreakHyphen/>
-      </w:r>
-      <w:r>
-        <w:t xml:space="preserve">74) She testified that he asked her if she had anything on her I and kept pointing at her breast area. (Tr. 2174</w:t>
-      </w:r>
-      <w:r>
-        <w:noBreakHyphen/>
-      </w:r>
-      <w:r>
-        <w:t xml:space="preserve">76) She kept telling him she did not have anything until she finally got to the point that she lifted her shirt and bra up, I 6 exposing her breasts. (Tr. 2177</w:t>
-      </w:r>
-      <w:r>
-        <w:noBreakHyphen/>
-      </w:r>
-      <w:r>
-        <w:t xml:space="preserve">81) Though she never stated that he asked her I outright to expose herself, asked if she felt like she had a choice but to raise up her shirt and bra, she replied, “At one point, not really.” (Tr. 2181</w:t>
-      </w:r>
-      <w:r>
-        <w:noBreakHyphen/>
-      </w:r>
-      <w:r>
-        <w:t xml:space="preserve">82) Based on this I evidence, the jury acquitted Appellant of procuring lewd exhibition in Count 2. Florene Mathis I The first time Florene Mathis came into contact with Appellant was in either I December 2013 or January 2014, and nothing inappropriate She had a crack pipe on her, which Officer Holtzclaw</w:t>
+        <w:t xml:space="preserve">Appellant of two counts of I procuring lewd exhibition, in Counts 4 and 5, and convicted him of one count of sexual battery, in Count 1. However, the jury acquitted him of first degree burglary, I in Count 3, and stalking, in Count 6. Carla Raines I Carla Raines testified that she was walking on 16th Street near Fonshill, I coming from her mother’s house, when she came into contact with Officer Holtzclaw. (Tr. 2172-⁠74) She testified that he asked her if she had anything on her I and kept pointing at her breast area. (Tr. 2174-⁠76) She kept telling him she did not have anything until she finally got to the point that she lifted her shirt and bra up, I 6 exposing her breasts. (Tr. 2177-⁠81) Though she never stated that he asked her I outright to expose herself, asked if she felt like she had a choice but to raise up her shirt and bra, she replied, “At one point, not really.” (Tr. 2181-⁠82) Based on this I evidence, the jury acquitted Appellant of procuring lewd exhibition in Count 2. Florene Mathis I The first time Florene Mathis came into contact with Appellant was in either I December 2013 or January 2014, and nothing inappropriate She had a crack pipe on her, which Officer Holtzclaw</w:t>
       </w:r>
     </w:p>
     <w:p>
@@ -4822,13 +4606,7 @@
         <w:pStyle w:val="BodyText"/>
       </w:pPr>
       <w:r>
-        <w:t xml:space="preserve">(Tr. 2297</w:t>
-      </w:r>
-      <w:r>
-        <w:noBreakHyphen/>
-      </w:r>
-      <w:r>
-        <w:t xml:space="preserve">99)</w:t>
+        <w:t xml:space="preserve">(Tr. 2297-⁠99)</w:t>
       </w:r>
     </w:p>
     <w:p>
@@ -4852,13 +4630,7 @@
         <w:pStyle w:val="BodyText"/>
       </w:pPr>
       <w:r>
-        <w:t xml:space="preserve">to take care of through the city. She I testified that when he took the cuffs off, he fondled her right breast. (Tr. 2303) She also had a third interaction with him, during which nothing inappropriate I happened. (Tr. 2307</w:t>
-      </w:r>
-      <w:r>
-        <w:noBreakHyphen/>
-      </w:r>
-      <w:r>
-        <w:t xml:space="preserve">10) This interaction occurred near the home of fellow alleged I victim Tabitha she sometimes</w:t>
+        <w:t xml:space="preserve">to take care of through the city. She I testified that when he took the cuffs off, he fondled her right breast. (Tr. 2303) She also had a third interaction with him, during which nothing inappropriate I happened. (Tr. 2307-⁠10) This interaction occurred near the home of fellow alleged I victim Tabitha she sometimes</w:t>
       </w:r>
     </w:p>
     <w:p>
@@ -4874,13 +4646,7 @@
         <w:pStyle w:val="BodyText"/>
       </w:pPr>
       <w:r>
-        <w:t xml:space="preserve">smoked crack. (Tr. 2309</w:t>
-      </w:r>
-      <w:r>
-        <w:noBreakHyphen/>
-      </w:r>
-      <w:r>
-        <w:t xml:space="preserve">10, 2325)</w:t>
+        <w:t xml:space="preserve">smoked crack. (Tr. 2309-⁠10, 2325)</w:t>
       </w:r>
     </w:p>
     <w:p>
@@ -4936,19 +4702,7 @@
         <w:pStyle w:val="BodyText"/>
       </w:pPr>
       <w:r>
-        <w:t xml:space="preserve">deceased. (Tr. I 2522</w:t>
-      </w:r>
-      <w:r>
-        <w:noBreakHyphen/>
-      </w:r>
-      <w:r>
-        <w:t xml:space="preserve">23, 2634) She was engaged in prostitution in the vicinity of NE 14 th and Jordan when Officer Holtzclaw stopped her. (Tr. 2523</w:t>
-      </w:r>
-      <w:r>
-        <w:noBreakHyphen/>
-      </w:r>
-      <w:r>
-        <w:t xml:space="preserve">24, 2527) She testified that she was I tired, because every time she tried to go home, another “date” would pick her up. I (Tr. 2527) Officer Holtzclaw found a crack pipe in her purse and made her smash it on the ground. (Tr. 2529) He then offered her a ride to her house. (Tr. 2530) I According house, so she started</w:t>
+        <w:t xml:space="preserve">deceased. (Tr. I 2522-⁠23, 2634) She was engaged in prostitution in the vicinity of NE 14 th and Jordan when Officer Holtzclaw stopped her. (Tr. 2523-⁠24, 2527) She testified that she was I tired, because every time she tried to go home, another “date” would pick her up. I (Tr. 2527) Officer Holtzclaw found a crack pipe in her purse and made her smash it on the ground. (Tr. 2529) He then offered her a ride to her house. (Tr. 2530) I According house, so she started</w:t>
       </w:r>
     </w:p>
     <w:p>
@@ -4980,25 +4734,7 @@
         <w:pStyle w:val="BodyText"/>
       </w:pPr>
       <w:r>
-        <w:t xml:space="preserve">(Tr. 2536</w:t>
-      </w:r>
-      <w:r>
-        <w:noBreakHyphen/>
-      </w:r>
-      <w:r>
-        <w:t xml:space="preserve">37) She showed him I the upstairs room where she sleeps, and he told her to have a seat. (Tr. 2540</w:t>
-      </w:r>
-      <w:r>
-        <w:noBreakHyphen/>
-      </w:r>
-      <w:r>
-        <w:t xml:space="preserve">42) She testified that he started unzipping his pants, saying,” [T]his is better than the I county jail.” According to her, he then took his penis out and put it in her mouth. (Tr. 2422) She testified that this lasted for about five or ten minutes. (Tr. 2544</w:t>
-      </w:r>
-      <w:r>
-        <w:noBreakHyphen/>
-      </w:r>
-      <w:r>
-        <w:t xml:space="preserve">45) I He then, according to her, pulled his penis out of her mouth and told her he wanted I her to lie back on the bed. She testified that he got on top of her and put his penis in her vagina. (Tr. 2545) According to her, this went on for another five or ten I minutes, before he jumped up, zipped up his pants, and left. (Tr. 2546)</w:t>
+        <w:t xml:space="preserve">(Tr. 2536-⁠37) She showed him I the upstairs room where she sleeps, and he told her to have a seat. (Tr. 2540-⁠42) She testified that he started unzipping his pants, saying,” [T]his is better than the I county jail.” According to her, he then took his penis out and put it in her mouth. (Tr. 2422) She testified that this lasted for about five or ten minutes. (Tr. 2544-⁠45) I He then, according to her, pulled his penis out of her mouth and told her he wanted I her to lie back on the bed. She testified that he got on top of her and put his penis in her vagina. (Tr. 2545) According to her, this went on for another five or ten I minutes, before he jumped up, zipped up his pants, and left. (Tr. 2546)</w:t>
       </w:r>
     </w:p>
     <w:p>
@@ -5014,19 +4750,7 @@
         <w:pStyle w:val="BodyText"/>
       </w:pPr>
       <w:r>
-        <w:t xml:space="preserve">In April 2014, Regina Copeland was an alcoholic, struggling with her I addiction. (Tr. 2811) Though she lived on the northwest side of Oklahoma city, she would occasionally drive over to the northeast side of Oklahoma City to drink in a I parking lot at 23’ctand Martin Luther King. (Tr. 2811</w:t>
-      </w:r>
-      <w:r>
-        <w:noBreakHyphen/>
-      </w:r>
-      <w:r>
-        <w:t xml:space="preserve">13) On April 25, 2014, she was I driving in the area of 15th and Kate when she got stopped 2813</w:t>
-      </w:r>
-      <w:r>
-        <w:noBreakHyphen/>
-      </w:r>
-      <w:r>
-        <w:t xml:space="preserve">14) He asked her if she had been drinking,</w:t>
+        <w:t xml:space="preserve">In April 2014, Regina Copeland was an alcoholic, struggling with her I addiction. (Tr. 2811) Though she lived on the northwest side of Oklahoma city, she would occasionally drive over to the northeast side of Oklahoma City to drink in a I parking lot at 23’ctand Martin Luther King. (Tr. 2811-⁠13) On April 25, 2014, she was I driving in the area of 15th and Kate when she got stopped 2813-⁠14) He asked her if she had been drinking,</w:t>
       </w:r>
     </w:p>
     <w:p>
@@ -5042,27 +4766,15 @@
         <w:pStyle w:val="BodyText"/>
       </w:pPr>
       <w:r>
-        <w:t xml:space="preserve">and she said yes. (Tr. 2814</w:t>
-      </w:r>
-      <w:r>
-        <w:noBreakHyphen/>
-      </w:r>
-      <w:r>
-        <w:t xml:space="preserve">15) She</w:t>
-      </w:r>
-    </w:p>
-    <w:p>
-      <w:pPr>
-        <w:pStyle w:val="BodyText"/>
-      </w:pPr>
-      <w:r>
-        <w:t xml:space="preserve">(Tr. I testified that at one point, he told her to pull her pants down, which she did, along with her underwear, and he told her “it looked phat down there.” (Tr. 2819) After I searching her car and not finding anything, he told her he was going to take her to I detox, she testified. (Tr. 2815</w:t>
-      </w:r>
-      <w:r>
-        <w:noBreakHyphen/>
-      </w:r>
-      <w:r>
-        <w:t xml:space="preserve">16) According drive her car to a relative’s</w:t>
+        <w:t xml:space="preserve">and she said yes. (Tr. 2814-⁠15) She</w:t>
+      </w:r>
+    </w:p>
+    <w:p>
+      <w:pPr>
+        <w:pStyle w:val="BodyText"/>
+      </w:pPr>
+      <w:r>
+        <w:t xml:space="preserve">(Tr. I testified that at one point, he told her to pull her pants down, which she did, along with her underwear, and he told her “it looked phat down there.” (Tr. 2819) After I searching her car and not finding anything, he told her he was going to take her to I detox, she testified. (Tr. 2815-⁠16) According drive her car to a relative’s</w:t>
       </w:r>
     </w:p>
     <w:p>
@@ -5086,39 +4798,15 @@
         <w:pStyle w:val="BodyText"/>
       </w:pPr>
       <w:r>
-        <w:t xml:space="preserve">her I the street.” (Tr. 2820</w:t>
-      </w:r>
-      <w:r>
-        <w:noBreakHyphen/>
-      </w:r>
-      <w:r>
-        <w:t xml:space="preserve">23)</w:t>
-      </w:r>
-    </w:p>
-    <w:p>
-      <w:pPr>
-        <w:pStyle w:val="BodyText"/>
-      </w:pPr>
-      <w:r>
-        <w:t xml:space="preserve">According to her, he pulled up in front of the house and picked her up, even I 8 though the Automated Vehicle Locator (AVL) on his car shows that he never went I down that street. (Tr. 2822</w:t>
-      </w:r>
-      <w:r>
-        <w:noBreakHyphen/>
-      </w:r>
-      <w:r>
-        <w:t xml:space="preserve">23, 2933</w:t>
-      </w:r>
-      <w:r>
-        <w:noBreakHyphen/>
-      </w:r>
-      <w:r>
-        <w:t xml:space="preserve">35) She testified that he then drove her around the block, pulled to the side of the road in a grassy area near a lot of school buses, I and “that’s when the sexual assault happened.” (Tr. 2825) She testified that he had her pull her pants down and turn around facing the back seat. (Tr. 2828</w:t>
-      </w:r>
-      <w:r>
-        <w:noBreakHyphen/>
-      </w:r>
-      <w:r>
-        <w:t xml:space="preserve">29) I Though she testified at preliminary hearing that he had sex with her for about five I to ten minutes, minutes</w:t>
+        <w:t xml:space="preserve">her I the street.” (Tr. 2820-⁠23)</w:t>
+      </w:r>
+    </w:p>
+    <w:p>
+      <w:pPr>
+        <w:pStyle w:val="BodyText"/>
+      </w:pPr>
+      <w:r>
+        <w:t xml:space="preserve">According to her, he pulled up in front of the house and picked her up, even I 8 though the Automated Vehicle Locator (AVL) on his car shows that he never went I down that street. (Tr. 2822-⁠23, 2933-⁠35) She testified that he then drove her around the block, pulled to the side of the road in a grassy area near a lot of school buses, I and “that’s when the sexual assault happened.” (Tr. 2825) She testified that he had her pull her pants down and turn around facing the back seat. (Tr. 2828-⁠29) I Though she testified at preliminary hearing that he had sex with her for about five I to ten minutes, minutes</w:t>
       </w:r>
     </w:p>
     <w:p>
@@ -5134,13 +4822,7 @@
         <w:pStyle w:val="BodyText"/>
       </w:pPr>
       <w:r>
-        <w:t xml:space="preserve">or so. (Tr. 2829</w:t>
-      </w:r>
-      <w:r>
-        <w:noBreakHyphen/>
-      </w:r>
-      <w:r>
-        <w:t xml:space="preserve">30) The AVL shows that Officer Holtzclaw’s</w:t>
+        <w:t xml:space="preserve">or so. (Tr. 2829-⁠30) The AVL shows that Officer Holtzclaw’s</w:t>
       </w:r>
     </w:p>
     <w:p>
@@ -5204,13 +4886,7 @@
         <w:pStyle w:val="BodyText"/>
       </w:pPr>
       <w:r>
-        <w:t xml:space="preserve">(Tr. 2986</w:t>
-      </w:r>
-      <w:r>
-        <w:noBreakHyphen/>
-      </w:r>
-      <w:r>
-        <w:t xml:space="preserve">87)</w:t>
+        <w:t xml:space="preserve">(Tr. 2986-⁠87)</w:t>
       </w:r>
     </w:p>
     <w:p>
@@ -5242,13 +4918,7 @@
         <w:pStyle w:val="BodyText"/>
       </w:pPr>
       <w:r>
-        <w:t xml:space="preserve">school in the vicinity of Highland and Miramar. (Tr. 2989- I 90) She testified that he got out of the car, opened her car door, and told her to get out. (Tr. 2990) She said he told her to pull her pants down, and then he had sex I with her. She was standing up, facing the patrol car. (Tr. 2993</w:t>
-      </w:r>
-      <w:r>
-        <w:noBreakHyphen/>
-      </w:r>
-      <w:r>
-        <w:t xml:space="preserve">94) When he I finished, he told her she was free to go, so she took off walking. to identify Officer Holtzclaw in court, she described her assailant</w:t>
+        <w:t xml:space="preserve">school in the vicinity of Highland and Miramar. (Tr. 2989- I 90) She testified that he got out of the car, opened her car door, and told her to get out. (Tr. 2990) She said he told her to pull her pants down, and then he had sex I with her. She was standing up, facing the patrol car. (Tr. 2993-⁠94) When he I finished, he told her she was free to go, so she took off walking. to identify Officer Holtzclaw in court, she described her assailant</w:t>
       </w:r>
     </w:p>
     <w:p>
@@ -5264,13 +4934,7 @@
         <w:pStyle w:val="BodyText"/>
       </w:pPr>
       <w:r>
-        <w:t xml:space="preserve">as a heavy built, I muscular, black man who was shorter than she. (Tr. 2996</w:t>
-      </w:r>
-      <w:r>
-        <w:noBreakHyphen/>
-      </w:r>
-      <w:r>
-        <w:t xml:space="preserve">99) She was 5 foot 11 inches tall. (Tr. 2999) She testified the sexual assault lasted five or ten minutes, I even though the AVL shows Officer Holtzclaw’s car was behind that school for less I than four minutes. (Tr. 3007, 3100; St. Exh. 289, 290)</w:t>
+        <w:t xml:space="preserve">as a heavy built, I muscular, black man who was shorter than she. (Tr. 2996-⁠99) She was 5 foot 11 inches tall. (Tr. 2999) She testified the sexual assault lasted five or ten minutes, I even though the AVL shows Officer Holtzclaw’s car was behind that school for less I than four minutes. (Tr. 3007, 3100; St. Exh. 289, 290)</w:t>
       </w:r>
     </w:p>
     <w:p>
@@ -5286,13 +4950,7 @@
         <w:pStyle w:val="BodyText"/>
       </w:pPr>
       <w:r>
-        <w:t xml:space="preserve">Terri Morris was coming out of the Liberty Station Apartments at 26 th and I Lindsay when she was approached by a police officer. (Tr. 3141</w:t>
-      </w:r>
-      <w:r>
-        <w:noBreakHyphen/>
-      </w:r>
-      <w:r>
-        <w:t xml:space="preserve">42) He asked her I name, whether warrants.</w:t>
+        <w:t xml:space="preserve">Terri Morris was coming out of the Liberty Station Apartments at 26 th and I Lindsay when she was approached by a police officer. (Tr. 3141-⁠42) He asked her I name, whether warrants.</w:t>
       </w:r>
     </w:p>
     <w:p>
@@ -5308,79 +4966,31 @@
         <w:pStyle w:val="BodyText"/>
       </w:pPr>
       <w:r>
-        <w:t xml:space="preserve">(Tr. 3142) She had a crack pipe In her purse. (Tr. 3143</w:t>
-      </w:r>
-      <w:r>
-        <w:noBreakHyphen/>
-      </w:r>
-      <w:r>
-        <w:t xml:space="preserve">44) She testified I that he put her in the back of the car and drove her to some apartments at 24 th and Lindsay. (Tr. 3145) According to her, he got out of the car with the crack pipe in I his hands and told her she could go to jail for this. She testified that he made her I raise up her shirt, exposing her breasts, and unzip her jeans. asked her for some oral sex, she said, and she did so, because</w:t>
-      </w:r>
-    </w:p>
-    <w:p>
-      <w:pPr>
-        <w:pStyle w:val="BodyText"/>
-      </w:pPr>
-      <w:r>
-        <w:t xml:space="preserve">(Tr. 3148</w:t>
-      </w:r>
-      <w:r>
-        <w:noBreakHyphen/>
-      </w:r>
-      <w:r>
-        <w:t xml:space="preserve">49) He then</w:t>
-      </w:r>
-    </w:p>
-    <w:p>
-      <w:pPr>
-        <w:pStyle w:val="BodyText"/>
-      </w:pPr>
-      <w:r>
-        <w:t xml:space="preserve">“he was the police.” I (Tr. 3149</w:t>
-      </w:r>
-      <w:r>
-        <w:noBreakHyphen/>
-      </w:r>
-      <w:r>
-        <w:t xml:space="preserve">50) He eventually drove her to 26th and Kelly and let her go. (Tr. 3154</w:t>
-      </w:r>
-      <w:r>
-        <w:noBreakHyphen/>
-      </w:r>
-      <w:r>
-        <w:t xml:space="preserve">55) After considering all the evidence, the jury acquitted Appellant of forcible oral I 10 sodomy in Count 12 and further acquitted him of two counts of procuring lewd I exhibition Syrita Bowen</w:t>
-      </w:r>
-    </w:p>
-    <w:p>
-      <w:pPr>
-        <w:pStyle w:val="BodyText"/>
-      </w:pPr>
-      <w:r>
-        <w:t xml:space="preserve">in Counts 35 and 36. I Around 1:00 a.m. on May 21, 2014, Syrita Bowen was walking down 16 th Terrace when Officer Holtzclaw pulled up alongside her. (Tr. 3346</w:t>
-      </w:r>
-      <w:r>
-        <w:noBreakHyphen/>
-      </w:r>
-      <w:r>
-        <w:t xml:space="preserve">47, 3436</w:t>
-      </w:r>
-      <w:r>
-        <w:noBreakHyphen/>
-      </w:r>
-      <w:r>
-        <w:t xml:space="preserve">37; St. I Exh. 327,328) She testified that he asked her where she was going, where she was I heading, and what she was doing. (Tr. 3347) She said he told her she had been at a house that was a drug house, but she claimed she had not been at that house. (Tr. I 3348) After asking her if she had any drugs or anything on her, he put her in the back seat of his car and ran her name for warrants. (Tr. 3350</w:t>
-      </w:r>
-      <w:r>
-        <w:noBreakHyphen/>
-      </w:r>
-      <w:r>
-        <w:t xml:space="preserve">52) She had been I drinking, and he told her he could either take her to detox or to jail. (Tr. 3356) At I some point, he just put the car in drive and took her to an area known as Dead Man’s Curve. (Tr. 3358) I According to her, he told her, “I’m gonna be serious with you. You’re gonna have to give me head or sex or I will take your ass to jail.” (Tr. 3361) She testified I that he got out of the car and opened the back door, unzipped his pants, and she turned toward him and performed oral sex on him. She further testified that he I told her to get out, pull her pants down, and bend over in the back seat, which he I did, and then he “proceeded to have sex with” her. (Tr. 3363) When he was done, he drove her to the next corner, 13th and Highland, let her go, and drove away. (Tr. I 3363, 3367</w:t>
-      </w:r>
-      <w:r>
-        <w:noBreakHyphen/>
-      </w:r>
-      <w:r>
-        <w:t xml:space="preserve">68)</w:t>
+        <w:t xml:space="preserve">(Tr. 3142) She had a crack pipe In her purse. (Tr. 3143-⁠44) She testified I that he put her in the back of the car and drove her to some apartments at 24 th and Lindsay. (Tr. 3145) According to her, he got out of the car with the crack pipe in I his hands and told her she could go to jail for this. She testified that he made her I raise up her shirt, exposing her breasts, and unzip her jeans. asked her for some oral sex, she said, and she did so, because</w:t>
+      </w:r>
+    </w:p>
+    <w:p>
+      <w:pPr>
+        <w:pStyle w:val="BodyText"/>
+      </w:pPr>
+      <w:r>
+        <w:t xml:space="preserve">(Tr. 3148-⁠49) He then</w:t>
+      </w:r>
+    </w:p>
+    <w:p>
+      <w:pPr>
+        <w:pStyle w:val="BodyText"/>
+      </w:pPr>
+      <w:r>
+        <w:t xml:space="preserve">“he was the police.” I (Tr. 3149-⁠50) He eventually drove her to 26th and Kelly and let her go. (Tr. 3154-⁠55) After considering all the evidence, the jury acquitted Appellant of forcible oral I 10 sodomy in Count 12 and further acquitted him of two counts of procuring lewd I exhibition Syrita Bowen</w:t>
+      </w:r>
+    </w:p>
+    <w:p>
+      <w:pPr>
+        <w:pStyle w:val="BodyText"/>
+      </w:pPr>
+      <w:r>
+        <w:t xml:space="preserve">in Counts 35 and 36. I Around 1:00 a.m. on May 21, 2014, Syrita Bowen was walking down 16 th Terrace when Officer Holtzclaw pulled up alongside her. (Tr. 3346-⁠47, 3436-⁠37; St. I Exh. 327,328) She testified that he asked her where she was going, where she was I heading, and what she was doing. (Tr. 3347) She said he told her she had been at a house that was a drug house, but she claimed she had not been at that house. (Tr. I 3348) After asking her if she had any drugs or anything on her, he put her in the back seat of his car and ran her name for warrants. (Tr. 3350-⁠52) She had been I drinking, and he told her he could either take her to detox or to jail. (Tr. 3356) At I some point, he just put the car in drive and took her to an area known as Dead Man’s Curve. (Tr. 3358) I According to her, he told her, “I’m gonna be serious with you. You’re gonna have to give me head or sex or I will take your ass to jail.” (Tr. 3361) She testified I that he got out of the car and opened the back door, unzipped his pants, and she turned toward him and performed oral sex on him. She further testified that he I told her to get out, pull her pants down, and bend over in the back seat, which he I did, and then he “proceeded to have sex with” her. (Tr. 3363) When he was done, he drove her to the next corner, 13th and Highland, let her go, and drove away. (Tr. I 3363, 3367-⁠68)</w:t>
       </w:r>
     </w:p>
     <w:p>
@@ -5396,13 +5006,7 @@
         <w:pStyle w:val="BodyText"/>
       </w:pPr>
       <w:r>
-        <w:t xml:space="preserve">Carla Johnson first came into contact with Officer Holtzclaw when she was I walking down the street sometime in April 2014. (Tr. 3498</w:t>
-      </w:r>
-      <w:r>
-        <w:noBreakHyphen/>
-      </w:r>
-      <w:r>
-        <w:t xml:space="preserve">3500, 3505) According to her trial testimony, nothing inappropriate happened on this occasion. She I 11 testified that she came into contact with him again sometime in June. (Tr. 3505) I According weapons,</w:t>
+        <w:t xml:space="preserve">Carla Johnson first came into contact with Officer Holtzclaw when she was I walking down the street sometime in April 2014. (Tr. 3498-⁠3500, 3505) According to her trial testimony, nothing inappropriate happened on this occasion. She I 11 testified that she came into contact with him again sometime in June. (Tr. 3505) I According weapons,</w:t>
       </w:r>
     </w:p>
     <w:p>
@@ -5434,37 +5038,7 @@
         <w:pStyle w:val="BodyText"/>
       </w:pPr>
       <w:r>
-        <w:t xml:space="preserve">and put his hand down her pants, I under her panties. (Tr. 3509) He then let her go. (Tr. 3510) Based on this testimony, the jury convicted Appellant of two counts of sexual battery in Counts I 13 and 14. Kala Liles I In the early morning hours of June 18, 2014, Kala Lyles was walking down 16 th I Street near Lottie when she came into contact with Officer Holtzclaw. (Tr. 3603</w:t>
-      </w:r>
-      <w:r>
-        <w:noBreakHyphen/>
-      </w:r>
-      <w:r>
-        <w:t xml:space="preserve">04, 3685</w:t>
-      </w:r>
-      <w:r>
-        <w:noBreakHyphen/>
-      </w:r>
-      <w:r>
-        <w:t xml:space="preserve">87; St. Exh. 352, 356) He put her in the back of the car and ran her for I warrants, which came back clear. (Tr. 3606</w:t>
-      </w:r>
-      <w:r>
-        <w:noBreakHyphen/>
-      </w:r>
-      <w:r>
-        <w:t xml:space="preserve">07) He then asked her if she needed a ride and then started driving her toward where she lived with her boyfriend at the I Relax Inn at 23’ct and Highland. (Tr. 3603, 3608</w:t>
-      </w:r>
-      <w:r>
-        <w:noBreakHyphen/>
-      </w:r>
-      <w:r>
-        <w:t xml:space="preserve">10) However, when he got to 13 th I and Highland, he turned down 18th Street,jumped a curb, and pulled in between the buildings of an abandoned school. (Tr. 3615</w:t>
-      </w:r>
-      <w:r>
-        <w:noBreakHyphen/>
-      </w:r>
-      <w:r>
-        <w:t xml:space="preserve">17) I According to her, he got her out of the car and asked if she had anything illegal on her. (Tr. 3618) She testified that he made her “show [her]self to him,” II which included exposing both her “cleavage” and her “private.” (Tr. 3621) At some I point, according It was then that</w:t>
+        <w:t xml:space="preserve">and put his hand down her pants, I under her panties. (Tr. 3509) He then let her go. (Tr. 3510) Based on this testimony, the jury convicted Appellant of two counts of sexual battery in Counts I 13 and 14. Kala Liles I In the early morning hours of June 18, 2014, Kala Lyles was walking down 16 th I Street near Lottie when she came into contact with Officer Holtzclaw. (Tr. 3603-⁠04, 3685-⁠87; St. Exh. 352, 356) He put her in the back of the car and ran her for I warrants, which came back clear. (Tr. 3606-⁠07) He then asked her if she needed a ride and then started driving her toward where she lived with her boyfriend at the I Relax Inn at 23’ct and Highland. (Tr. 3603, 3608-⁠10) However, when he got to 13 th I and Highland, he turned down 18th Street,jumped a curb, and pulled in between the buildings of an abandoned school. (Tr. 3615-⁠17) I According to her, he got her out of the car and asked if she had anything illegal on her. (Tr. 3618) She testified that he made her “show [her]self to him,” II which included exposing both her “cleavage” and her “private.” (Tr. 3621) At some I point, according It was then that</w:t>
       </w:r>
     </w:p>
     <w:p>
@@ -5512,13 +5086,7 @@
         <w:pStyle w:val="BodyText"/>
       </w:pPr>
       <w:r>
-        <w:t xml:space="preserve">(Tr. 3627, 3709; St. Exh. 351) When it was over, he let I her go from there, she said. (Tr. 3632</w:t>
-      </w:r>
-      <w:r>
-        <w:noBreakHyphen/>
-      </w:r>
-      <w:r>
-        <w:t xml:space="preserve">33)</w:t>
+        <w:t xml:space="preserve">(Tr. 3627, 3709; St. Exh. 351) When it was over, he let I her go from there, she said. (Tr. 3632-⁠33)</w:t>
       </w:r>
     </w:p>
     <w:p>
@@ -5534,13 +5102,7 @@
         <w:pStyle w:val="BodyText"/>
       </w:pPr>
       <w:r>
-        <w:t xml:space="preserve">him of first degree rape in Count 20. I Officer Holtzclaw first came into contact with Ms. Gardner on June 17, 2014, at approximately 6:57 p.m. (Tr. 3749, 3900) Ms. Gardner, who was 17 years old at I the time, lived with her father in Muskogee but was staying for some time with her mother in Oklahoma City on NE 14th between Blackwelder and Indiana. (Tr. 3746) I She was walking down the street with two “friends”: 40-something-year-old I Nathaniel Davis, a.k.a. “Face,” and his “girlfriend,” 18- or 19-year-old Melodie Coleman, a.k.a. “Chocolate.” (Tr. 3749) Face and Chocolate were arguing, I screaming at each other, and a police officer rolled up, saying he had gotten a call about a man threatening a woman. (Tr. 3750) Officer Holtzclaw ran them all for I warrants and searched Ms. Gardner’s purse before letting them go. (Tr. 3751</w:t>
-      </w:r>
-      <w:r>
-        <w:noBreakHyphen/>
-      </w:r>
-      <w:r>
-        <w:t xml:space="preserve">54, I 3757)</w:t>
+        <w:t xml:space="preserve">him of first degree rape in Count 20. I Officer Holtzclaw first came into contact with Ms. Gardner on June 17, 2014, at approximately 6:57 p.m. (Tr. 3749, 3900) Ms. Gardner, who was 17 years old at I the time, lived with her father in Muskogee but was staying for some time with her mother in Oklahoma City on NE 14th between Blackwelder and Indiana. (Tr. 3746) I She was walking down the street with two “friends”: 40-something-year-old I Nathaniel Davis, a.k.a. “Face,” and his “girlfriend,” 18- or 19-year-old Melodie Coleman, a.k.a. “Chocolate.” (Tr. 3749) Face and Chocolate were arguing, I screaming at each other, and a police officer rolled up, saying he had gotten a call about a man threatening a woman. (Tr. 3750) Officer Holtzclaw ran them all for I warrants and searched Ms. Gardner’s purse before letting them go. (Tr. 3751-⁠54, I 3757)</w:t>
       </w:r>
     </w:p>
     <w:p>
@@ -5628,39 +5190,15 @@
         <w:pStyle w:val="BodyText"/>
       </w:pPr>
       <w:r>
-        <w:t xml:space="preserve">Davis and Gregory. (Tr. 3785</w:t>
-      </w:r>
-      <w:r>
-        <w:noBreakHyphen/>
-      </w:r>
-      <w:r>
-        <w:t xml:space="preserve">86, 4026</w:t>
-      </w:r>
-      <w:r>
-        <w:noBreakHyphen/>
-      </w:r>
-      <w:r>
-        <w:t xml:space="preserve">29; St. Exh. 77) The DNA was a</w:t>
-      </w:r>
-    </w:p>
-    <w:p>
-      <w:pPr>
-        <w:pStyle w:val="BodyText"/>
-      </w:pPr>
-      <w:r>
-        <w:t xml:space="preserve">with I “match,” though Oklahoma City Police chemist Elaine Taylor admitted that it was possible that Ms. Gardner’s got onto Appellant’s pants by secondary transfer after I having searched her purse. (Tr. 3932</w:t>
-      </w:r>
-      <w:r>
-        <w:noBreakHyphen/>
-      </w:r>
-      <w:r>
-        <w:t xml:space="preserve">33, 4041</w:t>
-      </w:r>
-      <w:r>
-        <w:noBreakHyphen/>
-      </w:r>
-      <w:r>
-        <w:t xml:space="preserve">72; St. Exh. 394, 395) She also agreed I with the prosecutor, epithelial</w:t>
+        <w:t xml:space="preserve">Davis and Gregory. (Tr. 3785-⁠86, 4026-⁠29; St. Exh. 77) The DNA was a</w:t>
+      </w:r>
+    </w:p>
+    <w:p>
+      <w:pPr>
+        <w:pStyle w:val="BodyText"/>
+      </w:pPr>
+      <w:r>
+        <w:t xml:space="preserve">with I “match,” though Oklahoma City Police chemist Elaine Taylor admitted that it was possible that Ms. Gardner’s got onto Appellant’s pants by secondary transfer after I having searched her purse. (Tr. 3932-⁠33, 4041-⁠72; St. Exh. 394, 395) She also agreed I with the prosecutor, epithelial</w:t>
       </w:r>
     </w:p>
     <w:p>
@@ -5692,13 +5230,7 @@
         <w:pStyle w:val="BodyText"/>
       </w:pPr>
       <w:r>
-        <w:t xml:space="preserve">in a liquid medium, such as vaginal I fluids, and that the fact that Officer Holtzclaw’s own DNA was supposedly not found on the pants’ contributes to that opinion. (Tr. 4067, 4073</w:t>
-      </w:r>
-      <w:r>
-        <w:noBreakHyphen/>
-      </w:r>
-      <w:r>
-        <w:t xml:space="preserve">74) I Based on this evidence, the jury convicted Appellant of one count of sexual I battery in Count 30, one count of second degree rape (by instrumentation) 31, and one count of first degree rape in Count 32.</w:t>
+        <w:t xml:space="preserve">in a liquid medium, such as vaginal I fluids, and that the fact that Officer Holtzclaw’s own DNA was supposedly not found on the pants’ contributes to that opinion. (Tr. 4067, 4073-⁠74) I Based on this evidence, the jury convicted Appellant of one count of sexual I battery in Count 30, one count of second degree rape (by instrumentation) 31, and one count of first degree rape in Count 32.</w:t>
       </w:r>
     </w:p>
     <w:p>
@@ -6954,13 +6486,7 @@
         <w:pStyle w:val="BodyText"/>
       </w:pPr>
       <w:r>
-        <w:t xml:space="preserve">(0.R. 153</w:t>
-      </w:r>
-      <w:r>
-        <w:noBreakHyphen/>
-      </w:r>
-      <w:r>
-        <w:t xml:space="preserve">160)</w:t>
+        <w:t xml:space="preserve">(0.R. 153-⁠160)</w:t>
       </w:r>
     </w:p>
     <w:p>
@@ -7152,13 +6678,7 @@
         <w:pStyle w:val="BodyText"/>
       </w:pPr>
       <w:r>
-        <w:t xml:space="preserve">A more specific law prohibiting such conduct was not enacted until after his crime, apparently. Hulsey, 192 P.2d at 282</w:t>
-      </w:r>
-      <w:r>
-        <w:noBreakHyphen/>
-      </w:r>
-      <w:r>
-        <w:t xml:space="preserve">83. I 17 of its language or what its terms justify.” Leftwich v. State, 2015 OK CR 5, ⁠,r 15, 350 I P.3d 149, 155.</w:t>
+        <w:t xml:space="preserve">A more specific law prohibiting such conduct was not enacted until after his crime, apparently. Hulsey, 192 P.2d at 282-⁠83. I 17 of its language or what its terms justify.” Leftwich v. State, 2015 OK CR 5, ⁠,r 15, 350 I P.3d 149, 155.</w:t>
       </w:r>
     </w:p>
     <w:p>
@@ -7350,61 +6870,7 @@
         <w:pStyle w:val="BodyText"/>
       </w:pPr>
       <w:r>
-        <w:t xml:space="preserve">that Appellant asked her, “What do you think we need I to do about this situation?” According to her, when she looked up, his penis was in her face, and she performed oral sex on him. (Tr. 2988</w:t>
-      </w:r>
-      <w:r>
-        <w:noBreakHyphen/>
-      </w:r>
-      <w:r>
-        <w:t xml:space="preserve">89) She testified that he I then drove her to another location, told her to get out of the car and to pull her pants down, and then he had sex with her. (Tr. 2990</w:t>
-      </w:r>
-      <w:r>
-        <w:noBreakHyphen/>
-      </w:r>
-      <w:r>
-        <w:t xml:space="preserve">94) I Regina Copeland testified that, after allowing her to drive her car to a I relative’s house, he then had her get in his car to take her to detox. (Tr. 2815</w:t>
-      </w:r>
-      <w:r>
-        <w:noBreakHyphen/>
-      </w:r>
-      <w:r>
-        <w:t xml:space="preserve">16, 2820</w:t>
-      </w:r>
-      <w:r>
-        <w:noBreakHyphen/>
-      </w:r>
-      <w:r>
-        <w:t xml:space="preserve">23) Instead, however, he drove her around the block to a grassy area on the I side of the road, where he told her to get out and had her pull down her pants and turn around facing the back seat. (Tr. 2825, 2828</w:t>
-      </w:r>
-      <w:r>
-        <w:noBreakHyphen/>
-      </w:r>
-      <w:r>
-        <w:t xml:space="preserve">29) He then had sex with her for I about three minutes or so. (Tr. 2829</w:t>
-      </w:r>
-      <w:r>
-        <w:noBreakHyphen/>
-      </w:r>
-      <w:r>
-        <w:t xml:space="preserve">30) I 19 Adaira Gardner testified that while she was on the porch of her mother’s house, Appellant told her he was going to have to search her, so she turned around I and he searched her body, groping both her breasts and her vagina. (Tr. 3760</w:t>
-      </w:r>
-      <w:r>
-        <w:noBreakHyphen/>
-      </w:r>
-      <w:r>
-        <w:t xml:space="preserve">61, I 3767, 3770) According to her, he said he did not want to take her to jail, did not want to make this harder than it has to be, and told her to bend over, so she did. I (Tr. 3772) She testified that he pulled her shorts and panties down, took his penis out, and put it in her vagina. (Tr. 3772</w:t>
-      </w:r>
-      <w:r>
-        <w:noBreakHyphen/>
-      </w:r>
-      <w:r>
-        <w:t xml:space="preserve">73) I Clearly there was no evidence of any use or threat of violence in any of these I incidents. At least as to Syrita Bowen, there is evidence of a specific threat to take her to jail. Such a threat is arguably implicit with reference to Sherry Ellis, Regina I Copeland, and Adaira Gardner. If believed, this would certainly establish the kind of coercion that would render any argument of consent invalid, but it still does not I rise to the level of physical force this Court has always held necessary to overcome I a victim’s resistance for purposes of a conviction for first degree rape. Lawson v. State, 1987 OK CR 140, II 7</w:t>
-      </w:r>
-      <w:r>
-        <w:noBreakHyphen/>
-      </w:r>
-      <w:r>
-        <w:t xml:space="preserve">9, 739 P.2d 1006, 1008; Huckleberry</w:t>
+        <w:t xml:space="preserve">that Appellant asked her, “What do you think we need I to do about this situation?” According to her, when she looked up, his penis was in her face, and she performed oral sex on him. (Tr. 2988-⁠89) She testified that he I then drove her to another location, told her to get out of the car and to pull her pants down, and then he had sex with her. (Tr. 2990-⁠94) I Regina Copeland testified that, after allowing her to drive her car to a I relative’s house, he then had her get in his car to take her to detox. (Tr. 2815-⁠16, 2820-⁠23) Instead, however, he drove her around the block to a grassy area on the I side of the road, where he told her to get out and had her pull down her pants and turn around facing the back seat. (Tr. 2825, 2828-⁠29) He then had sex with her for I about three minutes or so. (Tr. 2829-⁠30) I 19 Adaira Gardner testified that while she was on the porch of her mother’s house, Appellant told her he was going to have to search her, so she turned around I and he searched her body, groping both her breasts and her vagina. (Tr. 3760-⁠61, I 3767, 3770) According to her, he said he did not want to take her to jail, did not want to make this harder than it has to be, and told her to bend over, so she did. I (Tr. 3772) She testified that he pulled her shorts and panties down, took his penis out, and put it in her vagina. (Tr. 3772-⁠73) I Clearly there was no evidence of any use or threat of violence in any of these I incidents. At least as to Syrita Bowen, there is evidence of a specific threat to take her to jail. Such a threat is arguably implicit with reference to Sherry Ellis, Regina I Copeland, and Adaira Gardner. If believed, this would certainly establish the kind of coercion that would render any argument of consent invalid, but it still does not I rise to the level of physical force this Court has always held necessary to overcome I a victim’s resistance for purposes of a conviction for first degree rape. Lawson v. State, 1987 OK CR 140, II 7-⁠9, 739 P.2d 1006, 1008; Huckleberry</w:t>
       </w:r>
     </w:p>
     <w:p>
@@ -7516,45 +6982,15 @@
         <w:pStyle w:val="BodyText"/>
       </w:pPr>
       <w:r>
-        <w:t xml:space="preserve">As with the first degree rape charges, there is no evidence to support a I finding that Appellant used or threatened to use any force or violence against any of the victims. As previously indicated, Sherry Ellis testified that Appellant asked I her what they needed to do “about this situation,” and then she looked up, saw his I penis in her face, and then performed oral sex on him. (Tr. 2988</w:t>
-      </w:r>
-      <w:r>
-        <w:noBreakHyphen/>
-      </w:r>
-      <w:r>
-        <w:t xml:space="preserve">89) Jannie Ligons testified that Appellant unzipped his pants, “took it out,” and said, “Come on,” at I which point she put his penis in her mouth “for a minute.” (Tr. 507</w:t>
-      </w:r>
-      <w:r>
-        <w:noBreakHyphen/>
-      </w:r>
-      <w:r>
-        <w:t xml:space="preserve">09) Syrita Bowen testified that she performed oral sex on Appellant because he threatened I to take her to jail. (Tr. 3361</w:t>
-      </w:r>
-      <w:r>
-        <w:noBreakHyphen/>
-      </w:r>
-      <w:r>
-        <w:t xml:space="preserve">63) Rosetta Grate testified that he started unzipping I his pants, saying,” [T]his is better than the county jail.” According to her, he then took his penis out and put it in her mouth. (Tr. 2422) None of them testified to any I use or threat of physical force or violence.</w:t>
-      </w:r>
-    </w:p>
-    <w:p>
-      <w:pPr>
-        <w:pStyle w:val="BodyText"/>
-      </w:pPr>
-      <w:r>
-        <w:t xml:space="preserve">Furthermore, there is significant doubt as to whether the allegations made I by Rosetta Grate ever actually occurred. Though she testified that she spit into her I hand and wiped it on a chair after performing found in that room. (Tr. 2547</w:t>
-      </w:r>
-      <w:r>
-        <w:noBreakHyphen/>
-      </w:r>
-      <w:r>
-        <w:t xml:space="preserve">48, 2696</w:t>
-      </w:r>
-      <w:r>
-        <w:noBreakHyphen/>
-      </w:r>
-      <w:r>
-        <w:t xml:space="preserve">2710)</w:t>
+        <w:t xml:space="preserve">As with the first degree rape charges, there is no evidence to support a I finding that Appellant used or threatened to use any force or violence against any of the victims. As previously indicated, Sherry Ellis testified that Appellant asked I her what they needed to do “about this situation,” and then she looked up, saw his I penis in her face, and then performed oral sex on him. (Tr. 2988-⁠89) Jannie Ligons testified that Appellant unzipped his pants, “took it out,” and said, “Come on,” at I which point she put his penis in her mouth “for a minute.” (Tr. 507-⁠09) Syrita Bowen testified that she performed oral sex on Appellant because he threatened I to take her to jail. (Tr. 3361-⁠63) Rosetta Grate testified that he started unzipping I his pants, saying,” [T]his is better than the county jail.” According to her, he then took his penis out and put it in her mouth. (Tr. 2422) None of them testified to any I use or threat of physical force or violence.</w:t>
+      </w:r>
+    </w:p>
+    <w:p>
+      <w:pPr>
+        <w:pStyle w:val="BodyText"/>
+      </w:pPr>
+      <w:r>
+        <w:t xml:space="preserve">Furthermore, there is significant doubt as to whether the allegations made I by Rosetta Grate ever actually occurred. Though she testified that she spit into her I hand and wiped it on a chair after performing found in that room. (Tr. 2547-⁠48, 2696-⁠2710)</w:t>
       </w:r>
     </w:p>
     <w:p>
@@ -7586,13 +7022,7 @@
         <w:pStyle w:val="BodyText"/>
       </w:pPr>
       <w:r>
-        <w:t xml:space="preserve">that she I wiped her vagina on a towel after sexual intercourse with Appellant, but no such towel was found. (Tr. 2547, 2688</w:t>
-      </w:r>
-      <w:r>
-        <w:noBreakHyphen/>
-      </w:r>
-      <w:r>
-        <w:t xml:space="preserve">89) Based on this evidence, the Jury acquitted I 21 ⁠,I Appellant of first degree rape but convicted him of forcible oral sodomy. It seems I plainly evident that the jury simply “spHt the baby” on these counts,</w:t>
+        <w:t xml:space="preserve">that she I wiped her vagina on a towel after sexual intercourse with Appellant, but no such towel was found. (Tr. 2547, 2688-⁠89) Based on this evidence, the Jury acquitted I 21 ⁠,I Appellant of first degree rape but convicted him of forcible oral sodomy. It seems I plainly evident that the jury simply “spHt the baby” on these counts,</w:t>
       </w:r>
     </w:p>
     <w:p>
@@ -7736,19 +7166,7 @@
         <w:pStyle w:val="BodyText"/>
       </w:pPr>
       <w:r>
-        <w:t xml:space="preserve">,rn12</w:t>
-      </w:r>
-      <w:r>
-        <w:noBreakHyphen/>
-      </w:r>
-      <w:r>
-        <w:t xml:space="preserve">18, 243 P.3d at 463</w:t>
-      </w:r>
-      <w:r>
-        <w:noBreakHyphen/>
-      </w:r>
-      <w:r>
-        <w:t xml:space="preserve">64. Notably, the Court explained</w:t>
+        <w:t xml:space="preserve">,rn12-⁠18, 243 P.3d at 463-⁠64. Notably, the Court explained</w:t>
       </w:r>
     </w:p>
     <w:p>
@@ -7924,13 +7342,7 @@
         <w:pStyle w:val="BodyText"/>
       </w:pPr>
       <w:r>
-        <w:t xml:space="preserve">eagerness for sexual indulgence. I (0.R. 422</w:t>
-      </w:r>
-      <w:r>
-        <w:noBreakHyphen/>
-      </w:r>
-      <w:r>
-        <w:t xml:space="preserve">23)</w:t>
+        <w:t xml:space="preserve">eagerness for sexual indulgence. I (0.R. 422-⁠23)</w:t>
       </w:r>
     </w:p>
     <w:p>
@@ -7962,13 +7374,7 @@
         <w:pStyle w:val="BodyText"/>
       </w:pPr>
       <w:r>
-        <w:t xml:space="preserve">(Tr. 1775</w:t>
-      </w:r>
-      <w:r>
-        <w:noBreakHyphen/>
-      </w:r>
-      <w:r>
-        <w:t xml:space="preserve">80)</w:t>
+        <w:t xml:space="preserve">(Tr. 1775-⁠80)</w:t>
       </w:r>
     </w:p>
     <w:p>
@@ -8024,13 +7430,7 @@
         <w:pStyle w:val="BodyText"/>
       </w:pPr>
       <w:r>
-        <w:t xml:space="preserve">and I put his hand down her pants, under her panties. (Tr. 3509) Adaira Gardner similarly testified that Appellant searched her person and put his hands up under I her clothes and touched her breasts. (Tr. 3760</w:t>
-      </w:r>
-      <w:r>
-        <w:noBreakHyphen/>
-      </w:r>
-      <w:r>
-        <w:t xml:space="preserve">61, 3767) Sherry Ellis also testified I that touched</w:t>
+        <w:t xml:space="preserve">and I put his hand down her pants, under her panties. (Tr. 3509) Adaira Gardner similarly testified that Appellant searched her person and put his hands up under I her clothes and touched her breasts. (Tr. 3760-⁠61, 3767) Sherry Ellis also testified I that touched</w:t>
       </w:r>
     </w:p>
     <w:p>
@@ -8110,13 +7510,7 @@
         <w:pStyle w:val="BodyText"/>
       </w:pPr>
       <w:r>
-        <w:t xml:space="preserve">her I vagina. (Tr. 3984</w:t>
-      </w:r>
-      <w:r>
-        <w:noBreakHyphen/>
-      </w:r>
-      <w:r>
-        <w:t xml:space="preserve">86)</w:t>
+        <w:t xml:space="preserve">her I vagina. (Tr. 3984-⁠86)</w:t>
       </w:r>
     </w:p>
     <w:p>
@@ -8188,13 +7582,7 @@
         <w:pStyle w:val="BodyText"/>
       </w:pPr>
       <w:r>
-        <w:t xml:space="preserve">Indeed, particularly I with reference to Sherry Ellis, these alleged offenses were supposed to have been committed by a short, black man, not someone meeting Appellant’s physical I description. No jury could reasonably find Appellant guilty beyond a reasonable I doubt under these facts. Conclusion I This Court has a duty to set aside a verdict when it is contrary to the law and the evidence. Moulton v. State, 1948 OK CR 130, 201 P.2d 268, 272; see also Avants I v. State, 1983 OK CR 35, ~ 7, 660 P.2d 1051, 1052; Frazier v. State, 1981 OK CR 13, ~~ I 5</w:t>
-      </w:r>
-      <w:r>
-        <w:noBreakHyphen/>
-      </w:r>
-      <w:r>
-        <w:t xml:space="preserve">9, 624 P.2d 84, 85. Appellant judgement for that</w:t>
+        <w:t xml:space="preserve">Indeed, particularly I with reference to Sherry Ellis, these alleged offenses were supposed to have been committed by a short, black man, not someone meeting Appellant’s physical I description. No jury could reasonably find Appellant guilty beyond a reasonable I doubt under these facts. Conclusion I This Court has a duty to set aside a verdict when it is contrary to the law and the evidence. Moulton v. State, 1948 OK CR 130, 201 P.2d 268, 272; see also Avants I v. State, 1983 OK CR 35, ~ 7, 660 P.2d 1051, 1052; Frazier v. State, 1981 OK CR 13, ~~ I 5-⁠9, 624 P.2d 84, 85. Appellant judgement for that</w:t>
       </w:r>
     </w:p>
     <w:p>
@@ -8218,19 +7606,7 @@
         <w:pStyle w:val="BodyText"/>
       </w:pPr>
       <w:r>
-        <w:t xml:space="preserve">its I commanded to determine not simply whether the jury was properly instructed or whether there was “any evidence” to support the convictions, but whether any I rational trier of fact could find the defendant guilty beyond a reasonable doubt. Jackson, 443 U.S. at 318</w:t>
-      </w:r>
-      <w:r>
-        <w:noBreakHyphen/>
-      </w:r>
-      <w:r>
-        <w:t xml:space="preserve">20, 99 S.Ct. 2788</w:t>
-      </w:r>
-      <w:r>
-        <w:noBreakHyphen/>
-      </w:r>
-      <w:r>
-        <w:t xml:space="preserve">90. Because the State failed to prove, I beyond a reasonable doubt, essential elements of the charged crimes, his I convictions must be reversed with instructions to dismiss.</w:t>
+        <w:t xml:space="preserve">its I commanded to determine not simply whether the jury was properly instructed or whether there was “any evidence” to support the convictions, but whether any I rational trier of fact could find the defendant guilty beyond a reasonable doubt. Jackson, 443 U.S. at 318-⁠20, 99 S.Ct. 2788-⁠90. Because the State failed to prove, I beyond a reasonable doubt, essential elements of the charged crimes, his I convictions must be reversed with instructions to dismiss.</w:t>
       </w:r>
     </w:p>
     <w:p>
@@ -9430,39 +8806,15 @@
         <w:pStyle w:val="BodyText"/>
       </w:pPr>
       <w:r>
-        <w:t xml:space="preserve">See OKLA. STAT. tit. 22, I 436 (2011). Though Section 436 omits language specifically authorizing the charging of multiple counts against a single defendant, as opposed to one or more I counts involving multiple defendants, this Court has interpreted Section 436 as authorizing joinder of multiple counts against a single defendant. I State, 1985 OK CR 65, 11 4</w:t>
-      </w:r>
-      <w:r>
-        <w:noBreakHyphen/>
-      </w:r>
-      <w:r>
-        <w:t xml:space="preserve">6, 701 P.2d 765, 767</w:t>
-      </w:r>
-      <w:r>
-        <w:noBreakHyphen/>
-      </w:r>
-      <w:r>
-        <w:t xml:space="preserve">68 (citing Dodson v. State, 1977 OK</w:t>
-      </w:r>
-    </w:p>
-    <w:p>
-      <w:pPr>
-        <w:pStyle w:val="BodyText"/>
-      </w:pPr>
-      <w:r>
-        <w:t xml:space="preserve">See Glass v. I CR 140, 11 3</w:t>
-      </w:r>
-      <w:r>
-        <w:noBreakHyphen/>
-      </w:r>
-      <w:r>
-        <w:t xml:space="preserve">12, 562 P.2d 916,923 (Brett, J., Specially Concurring); Hillv. State, 1979 OK CR 2, 11,589 P.2d 1073, 1078</w:t>
-      </w:r>
-      <w:r>
-        <w:noBreakHyphen/>
-      </w:r>
-      <w:r>
-        <w:t xml:space="preserve">79 (Bussey, J., Specially Concurring)). I Under Glass, joinder of multiple counts is permitted “if the separate offenses arise out of one criminal act or transaction, or are part of a series of criminal acts I or transactions.” Glass, supra at 1 8, 701 P.2d at 768. In order to meet this I standard, occurring</w:t>
+        <w:t xml:space="preserve">See OKLA. STAT. tit. 22, I 436 (2011). Though Section 436 omits language specifically authorizing the charging of multiple counts against a single defendant, as opposed to one or more I counts involving multiple defendants, this Court has interpreted Section 436 as authorizing joinder of multiple counts against a single defendant. I State, 1985 OK CR 65, 11 4-⁠6, 701 P.2d 765, 767-⁠68 (citing Dodson v. State, 1977 OK</w:t>
+      </w:r>
+    </w:p>
+    <w:p>
+      <w:pPr>
+        <w:pStyle w:val="BodyText"/>
+      </w:pPr>
+      <w:r>
+        <w:t xml:space="preserve">See Glass v. I CR 140, 11 3-⁠12, 562 P.2d 916,923 (Brett, J., Specially Concurring); Hillv. State, 1979 OK CR 2, 11,589 P.2d 1073, 1078-⁠79 (Bussey, J., Specially Concurring)). I Under Glass, joinder of multiple counts is permitted “if the separate offenses arise out of one criminal act or transaction, or are part of a series of criminal acts I or transactions.” Glass, supra at 1 8, 701 P.2d at 768. In order to meet this I standard, occurring</w:t>
       </w:r>
     </w:p>
     <w:p>
@@ -9622,13 +8974,7 @@
         <w:pStyle w:val="BodyText"/>
       </w:pPr>
       <w:r>
-        <w:t xml:space="preserve">case. The dates of the I alleged offenses range from December 2013 to late June 2014. Nevertheless, this Court has previously upheld joinder of offenses spanning a period of over eight I months. Gilson v. State, 2000 OK CR 14, ~ 48, 8 P.3d 883, 904</w:t>
-      </w:r>
-      <w:r>
-        <w:noBreakHyphen/>
-      </w:r>
-      <w:r>
-        <w:t xml:space="preserve">05. 4 While two of the I locations Man’s curve,”</w:t>
+        <w:t xml:space="preserve">case. The dates of the I alleged offenses range from December 2013 to late June 2014. Nevertheless, this Court has previously upheld joinder of offenses spanning a period of over eight I months. Gilson v. State, 2000 OK CR 14, ~ 48, 8 P.3d 883, 904-⁠05. 4 While two of the I locations Man’s curve,”</w:t>
       </w:r>
     </w:p>
     <w:p>
@@ -9756,13 +9102,7 @@
         <w:pStyle w:val="BodyText"/>
       </w:pPr>
       <w:r>
-        <w:t xml:space="preserve">While the period of time, in Gilson, during which the offenses occurred spanned eight months, the Court treated the separate Instances of child abuse as a continuing I transaction, involving the same victims In the same house. 2000 OK CR 14 at, 48, 8 P.3d at 904</w:t>
-      </w:r>
-      <w:r>
-        <w:noBreakHyphen/>
-      </w:r>
-      <w:r>
-        <w:t xml:space="preserve">05. That is not the case in the instant case, where the alleged conduct occurred over a period of six months, in various locales, involving thirteen separate, unrelated victims. I 5</w:t>
+        <w:t xml:space="preserve">While the period of time, in Gilson, during which the offenses occurred spanned eight months, the Court treated the separate Instances of child abuse as a continuing I transaction, involving the same victims In the same house. 2000 OK CR 14 at, 48, 8 P.3d at 904-⁠05. That is not the case in the instant case, where the alleged conduct occurred over a period of six months, in various locales, involving thirteen separate, unrelated victims. I 5</w:t>
       </w:r>
     </w:p>
     <w:p>
@@ -9826,25 +9166,7 @@
         <w:pStyle w:val="BodyText"/>
       </w:pPr>
       <w:r>
-        <w:t xml:space="preserve">This Court has applied these definitions tojoinder issues both explicitly, see Brown I v. State, Case No. F</w:t>
-      </w:r>
-      <w:r>
-        <w:noBreakHyphen/>
-      </w:r>
-      <w:r>
-        <w:t xml:space="preserve">1999</w:t>
-      </w:r>
-      <w:r>
-        <w:noBreakHyphen/>
-      </w:r>
-      <w:r>
-        <w:t xml:space="preserve">607, slip op. at 5 (Oki.Cr. Oct. 19, 2000) (citing Atnip, supra), and implicitly,see Dyke v. State, 1986 OK CR 44,716 P.2d 693,697 (“Moreover, it is clear that the robberies were committed to facilitate the thieves’ common plan to steal receipts from the Skyline Club.”). Curiously, however, the Court has also rejected application of those I definitions tojoinderissues. See Smith v. State, 2007 OK CR 16, 11 27</w:t>
-      </w:r>
-      <w:r>
-        <w:noBreakHyphen/>
-      </w:r>
-      <w:r>
-        <w:t xml:space="preserve">29, 157 P.3d 1155, 1166.</w:t>
+        <w:t xml:space="preserve">This Court has applied these definitions tojoinder issues both explicitly, see Brown I v. State, Case No. F-⁠1999-⁠607, slip op. at 5 (Oki.Cr. Oct. 19, 2000) (citing Atnip, supra), and implicitly,see Dyke v. State, 1986 OK CR 44,716 P.2d 693,697 (“Moreover, it is clear that the robberies were committed to facilitate the thieves’ common plan to steal receipts from the Skyline Club.”). Curiously, however, the Court has also rejected application of those I definitions tojoinderissues. See Smith v. State, 2007 OK CR 16, 11 27-⁠29, 157 P.3d 1155, 1166.</w:t>
       </w:r>
     </w:p>
     <w:p>
@@ -9908,13 +9230,7 @@
         <w:pStyle w:val="BodyText"/>
       </w:pPr>
       <w:r>
-        <w:t xml:space="preserve">noted that the evidence was I insufficient, even under the minimal standards of proof applicable in preliminary hearings, to support several of the charges. (II P.H. Tr. 149</w:t>
-      </w:r>
-      <w:r>
-        <w:noBreakHyphen/>
-      </w:r>
-      <w:r>
-        <w:t xml:space="preserve">50) The court I nevertheless bound the defendant over on those counts because of the evidence of all the crimes as a whole. Id. While Appellant I he was still convicted of several of them, including</w:t>
+        <w:t xml:space="preserve">noted that the evidence was I insufficient, even under the minimal standards of proof applicable in preliminary hearings, to support several of the charges. (II P.H. Tr. 149-⁠50) The court I nevertheless bound the defendant over on those counts because of the evidence of all the crimes as a whole. Id. While Appellant I he was still convicted of several of them, including</w:t>
       </w:r>
     </w:p>
     <w:p>
@@ -9930,13 +9246,7 @@
         <w:pStyle w:val="BodyText"/>
       </w:pPr>
       <w:r>
-        <w:t xml:space="preserve">four offenses in which the victim I described her attacker as a short, black man and indicated that the assault lasted for five to ten minutes, even though Automated Vehicle Locator data proves that I Appellant’s patrol car was in the area of the alleged assault for less than four minutes. (Tr. 2996</w:t>
-      </w:r>
-      <w:r>
-        <w:noBreakHyphen/>
-      </w:r>
-      <w:r>
-        <w:t xml:space="preserve">99, 3007, 3100; St. Exh. 289,290) I The necessity of having all alleged victims viewed collectively by the jury was I not lost on the prosecution. reminded</w:t>
+        <w:t xml:space="preserve">four offenses in which the victim I described her attacker as a short, black man and indicated that the assault lasted for five to ten minutes, even though Automated Vehicle Locator data proves that I Appellant’s patrol car was in the area of the alleged assault for less than four minutes. (Tr. 2996-⁠99, 3007, 3100; St. Exh. 289,290) I The necessity of having all alleged victims viewed collectively by the jury was I not lost on the prosecution. reminded</w:t>
       </w:r>
     </w:p>
     <w:p>
@@ -10434,19 +9744,7 @@
         <w:pStyle w:val="BodyText"/>
       </w:pPr>
       <w:r>
-        <w:t xml:space="preserve">384 U.S. 333, 342</w:t>
-      </w:r>
-      <w:r>
-        <w:noBreakHyphen/>
-      </w:r>
-      <w:r>
-        <w:t xml:space="preserve">63, 86 S.Ct. 1507, 1512</w:t>
-      </w:r>
-      <w:r>
-        <w:noBreakHyphen/>
-      </w:r>
-      <w:r>
-        <w:t xml:space="preserve">23, 16 L.Ed.2d 600 (1966). The</w:t>
+        <w:t xml:space="preserve">384 U.S. 333, 342-⁠63, 86 S.Ct. 1507, 1512-⁠23, 16 L.Ed.2d 600 (1966). The</w:t>
       </w:r>
     </w:p>
     <w:p>
@@ -10486,25 +9784,7 @@
         <w:pStyle w:val="BodyText"/>
       </w:pPr>
       <w:r>
-        <w:t xml:space="preserve">Maryland, as well as locally in Oklahoma City involving a police resources officer I at a school. (Tr. 125</w:t>
-      </w:r>
-      <w:r>
-        <w:noBreakHyphen/>
-      </w:r>
-      <w:r>
-        <w:t xml:space="preserve">29, 136</w:t>
-      </w:r>
-      <w:r>
-        <w:noBreakHyphen/>
-      </w:r>
-      <w:r>
-        <w:t xml:space="preserve">38, 286</w:t>
-      </w:r>
-      <w:r>
-        <w:noBreakHyphen/>
-      </w:r>
-      <w:r>
-        <w:t xml:space="preserve">90) The first sign of trouble occurred early on</w:t>
+        <w:t xml:space="preserve">Maryland, as well as locally in Oklahoma City involving a police resources officer I at a school. (Tr. 125-⁠29, 136-⁠38, 286-⁠90) The first sign of trouble occurred early on</w:t>
       </w:r>
     </w:p>
     <w:p>
@@ -10528,19 +9808,7 @@
         <w:pStyle w:val="BodyText"/>
       </w:pPr>
       <w:r>
-        <w:t xml:space="preserve">(Tr. 269</w:t>
-      </w:r>
-      <w:r>
-        <w:noBreakHyphen/>
-      </w:r>
-      <w:r>
-        <w:t xml:space="preserve">72) I photographs in the courtroom. (Tr. 520, 580</w:t>
-      </w:r>
-      <w:r>
-        <w:noBreakHyphen/>
-      </w:r>
-      <w:r>
-        <w:t xml:space="preserve">81)</w:t>
+        <w:t xml:space="preserve">(Tr. 269-⁠72) I photographs in the courtroom. (Tr. 520, 580-⁠81)</w:t>
       </w:r>
     </w:p>
     <w:p>
@@ -10572,27 +9840,15 @@
         <w:pStyle w:val="BodyText"/>
       </w:pPr>
       <w:r>
-        <w:t xml:space="preserve">(Tr. 1004</w:t>
-      </w:r>
-      <w:r>
-        <w:noBreakHyphen/>
-      </w:r>
-      <w:r>
-        <w:t xml:space="preserve">05) He further noted that there have been news I interviews going on just outside the courtroom where the jurors exit, and that this</w:t>
-      </w:r>
-    </w:p>
-    <w:p>
-      <w:pPr>
-        <w:pStyle w:val="BodyText"/>
-      </w:pPr>
-      <w:r>
-        <w:t xml:space="preserve">behavior has been escalating. (Tr. 1004</w:t>
-      </w:r>
-      <w:r>
-        <w:noBreakHyphen/>
-      </w:r>
-      <w:r>
-        <w:t xml:space="preserve">14) The next day, Mr. Adams informed the I trial court that “it’s getting really crazy out there in the hallway” when they take I breaks. (Tr. 1530) The media were doing interviews</w:t>
+        <w:t xml:space="preserve">(Tr. 1004-⁠05) He further noted that there have been news I interviews going on just outside the courtroom where the jurors exit, and that this</w:t>
+      </w:r>
+    </w:p>
+    <w:p>
+      <w:pPr>
+        <w:pStyle w:val="BodyText"/>
+      </w:pPr>
+      <w:r>
+        <w:t xml:space="preserve">behavior has been escalating. (Tr. 1004-⁠14) The next day, Mr. Adams informed the I trial court that “it’s getting really crazy out there in the hallway” when they take I breaks. (Tr. 1530) The media were doing interviews</w:t>
       </w:r>
     </w:p>
     <w:p>
@@ -10632,25 +9888,7 @@
         <w:pStyle w:val="BodyText"/>
       </w:pPr>
       <w:r>
-        <w:t xml:space="preserve">at trial right after the in camera hearing with Royal Long, was named Richard Long. I 32 that the jurors needed to use. (Tr. 1530</w:t>
-      </w:r>
-      <w:r>
-        <w:noBreakHyphen/>
-      </w:r>
-      <w:r>
-        <w:t xml:space="preserve">36) Mr. Adams further brought to the court’s attention that there had been an article on the case on local news station I KFOR’s Face book page and that in the comments section of the article, a person I by the name of Jesse Tedford claimed to know one of the jurors and that this person had an opinion that the defendant was guilty and would likely vote guilty. (Tr. I 1543</w:t>
-      </w:r>
-      <w:r>
-        <w:noBreakHyphen/>
-      </w:r>
-      <w:r>
-        <w:t xml:space="preserve">47) The jurors were questioned individually and in camera about this, but none would admit, at least, to knowing anyone by the name of Jesse or Clarence I Tedford. (Tr. 1604</w:t>
-      </w:r>
-      <w:r>
-        <w:noBreakHyphen/>
-      </w:r>
-      <w:r>
-        <w:t xml:space="preserve">14) I Alleged victim Tabitha Barnes began her testimony near the end of the seventh day of trial. The next day she showed up to court high on Benzodiazepines, I PCP, and Seroquel. (Tr. 1812, 1857; Ct. Exh. 11) Her testimony was delayed until later in the day, and given the Robson’s choice of having her testify that day, while I still potentially high, or detaining her over the weekend and bringing her back on I Monday, at which point it would have been anyone’s have been in, defense counsel reluctantly</w:t>
+        <w:t xml:space="preserve">at trial right after the in camera hearing with Royal Long, was named Richard Long. I 32 that the jurors needed to use. (Tr. 1530-⁠36) Mr. Adams further brought to the court’s attention that there had been an article on the case on local news station I KFOR’s Face book page and that in the comments section of the article, a person I by the name of Jesse Tedford claimed to know one of the jurors and that this person had an opinion that the defendant was guilty and would likely vote guilty. (Tr. I 1543-⁠47) The jurors were questioned individually and in camera about this, but none would admit, at least, to knowing anyone by the name of Jesse or Clarence I Tedford. (Tr. 1604-⁠14) I Alleged victim Tabitha Barnes began her testimony near the end of the seventh day of trial. The next day she showed up to court high on Benzodiazepines, I PCP, and Seroquel. (Tr. 1812, 1857; Ct. Exh. 11) Her testimony was delayed until later in the day, and given the Robson’s choice of having her testify that day, while I still potentially high, or detaining her over the weekend and bringing her back on I Monday, at which point it would have been anyone’s have been in, defense counsel reluctantly</w:t>
       </w:r>
     </w:p>
     <w:p>
@@ -10666,13 +9904,7 @@
         <w:pStyle w:val="BodyText"/>
       </w:pPr>
       <w:r>
-        <w:t xml:space="preserve">opted to let her finish her testimony that I day. (Tr. 1862</w:t>
-      </w:r>
-      <w:r>
-        <w:noBreakHyphen/>
-      </w:r>
-      <w:r>
-        <w:t xml:space="preserve">63)</w:t>
+        <w:t xml:space="preserve">opted to let her finish her testimony that I day. (Tr. 1862-⁠63)</w:t>
       </w:r>
     </w:p>
     <w:p>
@@ -10696,19 +9928,7 @@
         <w:pStyle w:val="BodyText"/>
       </w:pPr>
       <w:r>
-        <w:t xml:space="preserve">(Tr. 2305</w:t>
-      </w:r>
-      <w:r>
-        <w:noBreakHyphen/>
-      </w:r>
-      <w:r>
-        <w:t xml:space="preserve">06), which was likely as effective as I throwing a skunk into the Jury box and instructing them not to smell it. Shortly thereafter, another record was made about the protestors, as there was a man in I the hallway or foyer yelling at the jurors “racist cop” and “racist jury.” (Tr. 2315</w:t>
-      </w:r>
-      <w:r>
-        <w:noBreakHyphen/>
-      </w:r>
-      <w:r>
-        <w:t xml:space="preserve">16) I Defense counsel’s</w:t>
+        <w:t xml:space="preserve">(Tr. 2305-⁠06), which was likely as effective as I throwing a skunk into the Jury box and instructing them not to smell it. Shortly thereafter, another record was made about the protestors, as there was a man in I the hallway or foyer yelling at the jurors “racist cop” and “racist jury.” (Tr. 2315-⁠16) I Defense counsel’s</w:t>
       </w:r>
     </w:p>
     <w:p>
@@ -10788,13 +10008,7 @@
         <w:pStyle w:val="BodyText"/>
       </w:pPr>
       <w:r>
-        <w:t xml:space="preserve">(Tr. 2320</w:t>
-      </w:r>
-      <w:r>
-        <w:noBreakHyphen/>
-      </w:r>
-      <w:r>
-        <w:t xml:space="preserve">21)</w:t>
+        <w:t xml:space="preserve">(Tr. 2320-⁠21)</w:t>
       </w:r>
     </w:p>
     <w:p>
@@ -11736,13 +10950,7 @@
         <w:pStyle w:val="BodyText"/>
       </w:pPr>
       <w:r>
-        <w:t xml:space="preserve">483 U.S. 756,765,107 S.Ct. 3102, 3108</w:t>
-      </w:r>
-      <w:r>
-        <w:noBreakHyphen/>
-      </w:r>
-      <w:r>
-        <w:t xml:space="preserve">09, 97 L.Ed.2d 618 (1987)). I Here, the prosecutor’s flagrant and pervasive misconduct so infected the trial with unfairness as to make the resulting conviction a denial of due process. Darden v. I Wainwright, 477 U.S. 168, 181, 106 S.Ct. 2464, 2471, 91 L.Ed.2d 144 (1986).</w:t>
+        <w:t xml:space="preserve">483 U.S. 756,765,107 S.Ct. 3102, 3108-⁠09, 97 L.Ed.2d 618 (1987)). I Here, the prosecutor’s flagrant and pervasive misconduct so infected the trial with unfairness as to make the resulting conviction a denial of due process. Darden v. I Wainwright, 477 U.S. 168, 181, 106 S.Ct. 2464, 2471, 91 L.Ed.2d 144 (1986).</w:t>
       </w:r>
     </w:p>
     <w:p>
@@ -11876,13 +11084,7 @@
         <w:pStyle w:val="BodyText"/>
       </w:pPr>
       <w:r>
-        <w:t xml:space="preserve">asking the jury to draw a negative inference from I a defendant’s alleged failure to present evidence is clearly improper and requires reversal of Appellant’s convictions. See Sandstrom v. Montana, 442 U.S. 510, 524, I 35 99 S.Ct. 2450, 2459, 61 L.Ed.2d 39 (1979); Pettigrew v. State, 1976 OK CR 228, ⁠,r 30, 554 P.2d 1186, 1194; see also Carter v. Kentucky, 450 U.S. 288, 101 s.ct. 1112, 67 I L.Ed.2d 241 (1981) (defendant entitled to no adverse inference instruction upon I request); Mullaney v. Wilbur, 421 U.S. 684, 703</w:t>
-      </w:r>
-      <w:r>
-        <w:noBreakHyphen/>
-      </w:r>
-      <w:r>
-        <w:t xml:space="preserve">04, 95 S.Ct. 1881, 1892, 44 L.Ed.2d 508 (1975); In Re Winship, 397 U.S. 358,364, 90 S.Ct. 1068, 1073, 25 L.Ed.2d 368 (1970); I Griffin v. California, 380 U.S. 609,612, 85 S.Ct. 1229, 1232, 14 L.Ed.2d 106 (1965).</w:t>
+        <w:t xml:space="preserve">asking the jury to draw a negative inference from I a defendant’s alleged failure to present evidence is clearly improper and requires reversal of Appellant’s convictions. See Sandstrom v. Montana, 442 U.S. 510, 524, I 35 99 S.Ct. 2450, 2459, 61 L.Ed.2d 39 (1979); Pettigrew v. State, 1976 OK CR 228, ⁠,r 30, 554 P.2d 1186, 1194; see also Carter v. Kentucky, 450 U.S. 288, 101 s.ct. 1112, 67 I L.Ed.2d 241 (1981) (defendant entitled to no adverse inference instruction upon I request); Mullaney v. Wilbur, 421 U.S. 684, 703-⁠04, 95 S.Ct. 1881, 1892, 44 L.Ed.2d 508 (1975); In Re Winship, 397 U.S. 358,364, 90 S.Ct. 1068, 1073, 25 L.Ed.2d 368 (1970); I Griffin v. California, 380 U.S. 609,612, 85 S.Ct. 1229, 1232, 14 L.Ed.2d 106 (1965).</w:t>
       </w:r>
     </w:p>
     <w:p>
@@ -11896,13 +11098,7 @@
         <w:tab/>
       </w:r>
       <w:r>
-        <w:t xml:space="preserve">Arguing Facts Not In Evidence I While counsel for parties have a liberal freedom of speech in closing I argument, that freedom is confined to the evidence actually presented at trial and the logical inferences therefrom. See Torres v. State, 1998 OK CR 40, ⁠,r 48, 962 P.2d I 3, 18; Coulter v. State, 1987 OK CR 37, ⁠,r 31, 734 P.2d 295, 302; Hager v. State, 1980 OK CR 51, ⁠,r 119,612 P.2d 1369, 1373</w:t>
-      </w:r>
-      <w:r>
-        <w:noBreakHyphen/>
-      </w:r>
-      <w:r>
-        <w:t xml:space="preserve">74. In the State’s final summation, Mr. Gieger I went beyond the evidence produced at trial when he argued as follows: would suggest to you that the most important thing</w:t>
+        <w:t xml:space="preserve">Arguing Facts Not In Evidence I While counsel for parties have a liberal freedom of speech in closing I argument, that freedom is confined to the evidence actually presented at trial and the logical inferences therefrom. See Torres v. State, 1998 OK CR 40, ⁠,r 48, 962 P.2d I 3, 18; Coulter v. State, 1987 OK CR 37, ⁠,r 31, 734 P.2d 295, 302; Hager v. State, 1980 OK CR 51, ⁠,r 119,612 P.2d 1369, 1373-⁠74. In the State’s final summation, Mr. Gieger I went beyond the evidence produced at trial when he argued as follows: would suggest to you that the most important thing</w:t>
       </w:r>
     </w:p>
     <w:p>
@@ -12086,13 +11282,7 @@
         <w:pStyle w:val="BodyText"/>
       </w:pPr>
       <w:r>
-        <w:t xml:space="preserve">While a prosecutor is entitled he strike I hard blows, he may not strike foul ones. Donnelly v. De Christoforo, 416 U.S. 637, 648</w:t>
-      </w:r>
-      <w:r>
-        <w:noBreakHyphen/>
-      </w:r>
-      <w:r>
-        <w:t xml:space="preserve">49, 94 S.Ct. 1868, 1874, 40 L.Ed.2d 431 (1974); Smith v. State, 1987 OK CR 235, I ⁠, 7, 744 P.2d 1282, 1285.</w:t>
+        <w:t xml:space="preserve">While a prosecutor is entitled he strike I hard blows, he may not strike foul ones. Donnelly v. De Christoforo, 416 U.S. 637, 648-⁠49, 94 S.Ct. 1868, 1874, 40 L.Ed.2d 431 (1974); Smith v. State, 1987 OK CR 235, I ⁠, 7, 744 P.2d 1282, 1285.</w:t>
       </w:r>
     </w:p>
     <w:p>
@@ -12106,19 +11296,7 @@
         <w:tab/>
       </w:r>
       <w:r>
-        <w:t xml:space="preserve">Disparaging Defense Counsel I Casting aspersions on defense counsel is forbidden. Coulterv. State, 1987 OK I 37 CR 37, ~ 31,734 P.2d 295,302; McCarty v. State, 1988 OK CR 271, ~ 14,765 P.2d 1215, 1220</w:t>
-      </w:r>
-      <w:r>
-        <w:noBreakHyphen/>
-      </w:r>
-      <w:r>
-        <w:t xml:space="preserve">21. This Court has held it will not tolerate such improper conduct and has I encouraged the trial bench to control this kind of behavior. Bechtel v. State, 1987 I OK CR 126, ~ 12, 738 P.2d 559, 561. See also Jones v. State, 1987 OK CR 103, ~ 21, 738 P.2d 525, 530 (arguing that “the ‘job’ of the appellant’s attorneys was to ‘get their ‘I client Richard Jones off.”’); Brewer v. State, 1982 OK CR 128, ~~ 6</w:t>
-      </w:r>
-      <w:r>
-        <w:noBreakHyphen/>
-      </w:r>
-      <w:r>
-        <w:t xml:space="preserve">7, 650 P.2d 54, 58 (“Object, object, when it gets tight, he starts objecting.”). I Disparaging defense counsel, and indeed the role of a defense attorney, as I well as prejudicially misrepresenting defense counsel’s closing argument was a thread woven throughout Mr. Gieger’s closing argument: I Mr. Adams is a fine attorney.</w:t>
+        <w:t xml:space="preserve">Disparaging Defense Counsel I Casting aspersions on defense counsel is forbidden. Coulterv. State, 1987 OK I 37 CR 37, ~ 31,734 P.2d 295,302; McCarty v. State, 1988 OK CR 271, ~ 14,765 P.2d 1215, 1220-⁠21. This Court has held it will not tolerate such improper conduct and has I encouraged the trial bench to control this kind of behavior. Bechtel v. State, 1987 I OK CR 126, ~ 12, 738 P.2d 559, 561. See also Jones v. State, 1987 OK CR 103, ~ 21, 738 P.2d 525, 530 (arguing that “the ‘job’ of the appellant’s attorneys was to ‘get their ‘I client Richard Jones off.”’); Brewer v. State, 1982 OK CR 128, ~~ 6-⁠7, 650 P.2d 54, 58 (“Object, object, when it gets tight, he starts objecting.”). I Disparaging defense counsel, and indeed the role of a defense attorney, as I well as prejudicially misrepresenting defense counsel’s closing argument was a thread woven throughout Mr. Gieger’s closing argument: I Mr. Adams is a fine attorney.</w:t>
       </w:r>
     </w:p>
     <w:p>
@@ -12262,13 +11440,7 @@
         <w:pStyle w:val="BodyText"/>
       </w:pPr>
       <w:r>
-        <w:t xml:space="preserve">(Tr. 4212) It was in I that contact that he told jurors that he did not care if Officer Holtzclaw happened to see Ms. Hill naked and neither should they. (Id.) I But that is not what Mr. Gieger turned it into. Mr. Gieger turned it into Mr. Adams not caring that Ms. Hill was allegedly raped, because of what she did, and I that Mr. Adams did not care about any of the alleged victims, “because they’re a I bunch of drug-addicted, lying, convicted felons …. “ (Tr. 4282</w:t>
-      </w:r>
-      <w:r>
-        <w:noBreakHyphen/>
-      </w:r>
-      <w:r>
-        <w:t xml:space="preserve">83) “Because of lifestyles they lead, I don’t care about them and neither should you.” (Tr. 4283) By I the end of his argument, Mr. Gieger had turned Mr. Adams’s argument into a belief by Mr. Holtzclaw that I there is I can do this to you because I can and there’s a</w:t>
+        <w:t xml:space="preserve">(Tr. 4212) It was in I that contact that he told jurors that he did not care if Officer Holtzclaw happened to see Ms. Hill naked and neither should they. (Id.) I But that is not what Mr. Gieger turned it into. Mr. Gieger turned it into Mr. Adams not caring that Ms. Hill was allegedly raped, because of what she did, and I that Mr. Adams did not care about any of the alleged victims, “because they’re a I bunch of drug-addicted, lying, convicted felons …. “ (Tr. 4282-⁠83) “Because of lifestyles they lead, I don’t care about them and neither should you.” (Tr. 4283) By I the end of his argument, Mr. Gieger had turned Mr. Adams’s argument into a belief by Mr. Holtzclaw that I there is I can do this to you because I can and there’s a</w:t>
       </w:r>
     </w:p>
     <w:p>
@@ -12386,13 +11558,7 @@
         <w:pStyle w:val="BodyText"/>
       </w:pPr>
       <w:r>
-        <w:t xml:space="preserve">When a defendant is deprived of a fair trial because of the prosecutor’s I misconduct, that defendant’s due process rights are violated and reversal is warranted. See United States v. Gabaldon, 91 F.3d 91, 93 (10 th Cir. 1996) (citing I Greer v. Miller, 483 U.S. 756,765,107 S.Ct. 3102, 3108</w:t>
-      </w:r>
-      <w:r>
-        <w:noBreakHyphen/>
-      </w:r>
-      <w:r>
-        <w:t xml:space="preserve">09, 97 L.Ed.2d 618 (1987)). I Under the circumstances of this case, it cannot be said that the evidence was so strong, that verdicts of guilt were so inevitable, as to render the prosecutor’s I flagrant misconduct “harmless beyond a reasonable doubt.” See, e.g., Chapman v. California, 386 U.S. 18, 87 S.Ct. 824, 17 L.Ed.2d 705 (1967). Accordingly, Mr. I Holtzclaw’s convictions and sentences must be vacated. I 40</w:t>
+        <w:t xml:space="preserve">When a defendant is deprived of a fair trial because of the prosecutor’s I misconduct, that defendant’s due process rights are violated and reversal is warranted. See United States v. Gabaldon, 91 F.3d 91, 93 (10 th Cir. 1996) (citing I Greer v. Miller, 483 U.S. 756,765,107 S.Ct. 3102, 3108-⁠09, 97 L.Ed.2d 618 (1987)). I Under the circumstances of this case, it cannot be said that the evidence was so strong, that verdicts of guilt were so inevitable, as to render the prosecutor’s I flagrant misconduct “harmless beyond a reasonable doubt.” See, e.g., Chapman v. California, 386 U.S. 18, 87 S.Ct. 824, 17 L.Ed.2d 705 (1967). Accordingly, Mr. I Holtzclaw’s convictions and sentences must be vacated. I 40</w:t>
       </w:r>
     </w:p>
     <w:p>
@@ -13464,13 +12630,7 @@
         <w:pStyle w:val="BodyText"/>
       </w:pPr>
       <w:r>
-        <w:t xml:space="preserve">that Appellant’s convictions be reversed. I This Court has held that to establish deficient performance an appellant must show actions indicating that counsel breached some duty owed to him, or that I counsel’s judgment was unreasonable under the circumstances. Hooper v. State, 1997 OK CR 64, ~ 58,947 P.2d 1090, 1112; Mitchell v. State, 1997 OK CR 9, ~ 6, 934 I P.2d 346, 349</w:t>
-      </w:r>
-      <w:r>
-        <w:noBreakHyphen/>
-      </w:r>
-      <w:r>
-        <w:t xml:space="preserve">350; Walker v. State, 1997 OK CR 3, ~ 25, 933 P.2d 327, 336. Here, I counsel failed to present object to joinder</w:t>
+        <w:t xml:space="preserve">that Appellant’s convictions be reversed. I This Court has held that to establish deficient performance an appellant must show actions indicating that counsel breached some duty owed to him, or that I counsel’s judgment was unreasonable under the circumstances. Hooper v. State, 1997 OK CR 64, ~ 58,947 P.2d 1090, 1112; Mitchell v. State, 1997 OK CR 9, ~ 6, 934 I P.2d 346, 349-⁠350; Walker v. State, 1997 OK CR 3, ~ 25, 933 P.2d 327, 336. Here, I counsel failed to present object to joinder</w:t>
       </w:r>
     </w:p>
     <w:p>
@@ -13590,13 +12750,7 @@
         <w:pStyle w:val="BodyText"/>
       </w:pPr>
       <w:r>
-        <w:t xml:space="preserve">but it also I in handcuffs the whole time. Counsel acknowledged his receipt of this information, (Tr. 2503</w:t>
-      </w:r>
-      <w:r>
-        <w:noBreakHyphen/>
-      </w:r>
-      <w:r>
-        <w:t xml:space="preserve">04), but inexplicably failed to bring it up during cross-examination of Ms. I Barnes or to call the witness himself.</w:t>
+        <w:t xml:space="preserve">but it also I in handcuffs the whole time. Counsel acknowledged his receipt of this information, (Tr. 2503-⁠04), but inexplicably failed to bring it up during cross-examination of Ms. I Barnes or to call the witness himself.</w:t>
       </w:r>
     </w:p>
     <w:p>
@@ -13764,13 +12918,7 @@
         <w:pStyle w:val="BodyText"/>
       </w:pPr>
       <w:r>
-        <w:t xml:space="preserve">defense counsel was able to get Ms. Taylor to admit I that she cannot say how Ms. Gardner’s DNA ended up on Appellant’s uniform pants and that she could not “disagree with” the possibility that it could have been a I “secondary transfer.” (Tr. 4082</w:t>
-      </w:r>
-      <w:r>
-        <w:noBreakHyphen/>
-      </w:r>
-      <w:r>
-        <w:t xml:space="preserve">83) In his closing argument, he dedicated all of one paragraph to the DNA evidence in this case: I Despite being told she was investigating an oral sodomy</w:t>
+        <w:t xml:space="preserve">defense counsel was able to get Ms. Taylor to admit I that she cannot say how Ms. Gardner’s DNA ended up on Appellant’s uniform pants and that she could not “disagree with” the possibility that it could have been a I “secondary transfer.” (Tr. 4082-⁠83) In his closing argument, he dedicated all of one paragraph to the DNA evidence in this case: I Despite being told she was investigating an oral sodomy</w:t>
       </w:r>
     </w:p>
     <w:p>
@@ -13818,13 +12966,7 @@
         <w:pStyle w:val="BodyText"/>
       </w:pPr>
       <w:r>
-        <w:t xml:space="preserve">was, supposedly, I excluded from all four DNA samples taken contributed to her opinion that “it is much more likely for it to be transferred if the epithelial cells are contained in a I liquid such as vaginal fluid.” (Tr. 4073</w:t>
-      </w:r>
-      <w:r>
-        <w:noBreakHyphen/>
-      </w:r>
-      <w:r>
-        <w:t xml:space="preserve">74) Based on this, the prosecutor argued in I final summation transferred</w:t>
+        <w:t xml:space="preserve">was, supposedly, I excluded from all four DNA samples taken contributed to her opinion that “it is much more likely for it to be transferred if the epithelial cells are contained in a I liquid such as vaginal fluid.” (Tr. 4073-⁠74) Based on this, the prosecutor argued in I final summation transferred</w:t>
       </w:r>
     </w:p>
     <w:p>
@@ -13928,39 +13070,15 @@
         <w:pStyle w:val="BodyText"/>
       </w:pPr>
       <w:r>
-        <w:t xml:space="preserve">from the fly of his uniform pants. See Affidavit of I Michael J. Spence, Ph.D., at p. 3</w:t>
-      </w:r>
-      <w:r>
-        <w:noBreakHyphen/>
-      </w:r>
-      <w:r>
-        <w:t xml:space="preserve">6 (‘11’11</w:t>
-      </w:r>
-    </w:p>
-    <w:p>
-      <w:pPr>
-        <w:pStyle w:val="BodyText"/>
-      </w:pPr>
-      <w:r>
-        <w:t xml:space="preserve">8, 10</w:t>
-      </w:r>
-      <w:r>
-        <w:noBreakHyphen/>
-      </w:r>
-      <w:r>
-        <w:t xml:space="preserve">12), attached as Exhibit “A” to accompanying Application. Significantly, Ms. Taylor’s trial testimony that I Appellant was excluded as a contributor to samples 17Ql and 17Q2 failed to account for allelic dropout and, indeed, contradicted her own report, finding the I comparison inconclusive. Id. at 3</w:t>
-      </w:r>
-      <w:r>
-        <w:noBreakHyphen/>
-      </w:r>
-      <w:r>
-        <w:t xml:space="preserve">4 (‘118). Similarly, contrary to her trial testimony I that there was no male DNA found in samples 17Q3 and 17Q4, the genetic material contained within the samples did contain male DNA, though it fell “below I threshold.” Id. at 6 (‘11’1112</w:t>
-      </w:r>
-      <w:r>
-        <w:noBreakHyphen/>
-      </w:r>
-      <w:r>
-        <w:t xml:space="preserve">13)</w:t>
+        <w:t xml:space="preserve">from the fly of his uniform pants. See Affidavit of I Michael J. Spence, Ph.D., at p. 3-⁠6 (‘11’11</w:t>
+      </w:r>
+    </w:p>
+    <w:p>
+      <w:pPr>
+        <w:pStyle w:val="BodyText"/>
+      </w:pPr>
+      <w:r>
+        <w:t xml:space="preserve">8, 10-⁠12), attached as Exhibit “A” to accompanying Application. Significantly, Ms. Taylor’s trial testimony that I Appellant was excluded as a contributor to samples 17Ql and 17Q2 failed to account for allelic dropout and, indeed, contradicted her own report, finding the I comparison inconclusive. Id. at 3-⁠4 (‘118). Similarly, contrary to her trial testimony I that there was no male DNA found in samples 17Q3 and 17Q4, the genetic material contained within the samples did contain male DNA, though it fell “below I threshold.” Id. at 6 (‘11’1112-⁠13)</w:t>
       </w:r>
     </w:p>
     <w:p>
@@ -14024,27 +13142,15 @@
         <w:pStyle w:val="BodyText"/>
       </w:pPr>
       <w:r>
-        <w:t xml:space="preserve">the I Holtzclaw’s pants by way of secondary transfer, rather than direct sexual contact, as argued by the prosecution. Id. at 3, 7</w:t>
-      </w:r>
-      <w:r>
-        <w:noBreakHyphen/>
-      </w:r>
-      <w:r>
-        <w:t xml:space="preserve">8 (‘11’11</w:t>
-      </w:r>
-    </w:p>
-    <w:p>
-      <w:pPr>
-        <w:pStyle w:val="BodyText"/>
-      </w:pPr>
-      <w:r>
-        <w:t xml:space="preserve">7, 16</w:t>
-      </w:r>
-      <w:r>
-        <w:noBreakHyphen/>
-      </w:r>
-      <w:r>
-        <w:t xml:space="preserve">17) I Had defense counsel called his own expert to the stand, he could have I expanded events,</w:t>
+        <w:t xml:space="preserve">the I Holtzclaw’s pants by way of secondary transfer, rather than direct sexual contact, as argued by the prosecution. Id. at 3, 7-⁠8 (‘11’11</w:t>
+      </w:r>
+    </w:p>
+    <w:p>
+      <w:pPr>
+        <w:pStyle w:val="BodyText"/>
+      </w:pPr>
+      <w:r>
+        <w:t xml:space="preserve">7, 16-⁠17) I Had defense counsel called his own expert to the stand, he could have I expanded events,</w:t>
       </w:r>
     </w:p>
     <w:p>
@@ -14108,13 +13214,7 @@
         <w:pStyle w:val="BodyText"/>
       </w:pPr>
       <w:r>
-        <w:t xml:space="preserve">of secondary I transfer he got from Ms. Taylor. Id. at 18</w:t>
-      </w:r>
-      <w:r>
-        <w:noBreakHyphen/>
-      </w:r>
-      <w:r>
-        <w:t xml:space="preserve">19 (‘1118) The expert could have further explained to the jury why it was important that the uniform pants were mishandled, I 44 id. at 7 (~ 15), or why it was important that Ms. Taylor did not do any Alternate I Light Source testing on the pants for vaginal secretions, id. at 4 (~ 9), or even to test other areas of the pants as a control to the findings on the fly, id. at 7 (~ 15). I Additionally, a defense expert could have explained to the jury the significance of 23 unaccounted alleles observed on Item 17Ql, which could have “created an I enormous counter-argument to the prosecution’s misguided assessments that I secondary conclusion</w:t>
+        <w:t xml:space="preserve">of secondary I transfer he got from Ms. Taylor. Id. at 18-⁠19 (‘1118) The expert could have further explained to the jury why it was important that the uniform pants were mishandled, I 44 id. at 7 (~ 15), or why it was important that Ms. Taylor did not do any Alternate I Light Source testing on the pants for vaginal secretions, id. at 4 (~ 9), or even to test other areas of the pants as a control to the findings on the fly, id. at 7 (~ 15). I Additionally, a defense expert could have explained to the jury the significance of 23 unaccounted alleles observed on Item 17Ql, which could have “created an I enormous counter-argument to the prosecution’s misguided assessments that I secondary conclusion</w:t>
       </w:r>
     </w:p>
     <w:p>
@@ -14192,25 +13292,7 @@
         <w:pStyle w:val="BodyText"/>
       </w:pPr>
       <w:r>
-        <w:t xml:space="preserve">This Court has been critical of a trial counsel’s failure to use available I evidence beneficial to the defendant. Galloway v. State, 1985 OK CR 42, 698 P.2d I 940, 941</w:t>
-      </w:r>
-      <w:r>
-        <w:noBreakHyphen/>
-      </w:r>
-      <w:r>
-        <w:t xml:space="preserve">42. Even before Strickland, the Court indicated it was counsel’s duty to investigate and use relevant evidence helpful to the defendant. Smith v. State, 1982 I OK CR 143, ~ 19,650 P.2d 904, 906</w:t>
-      </w:r>
-      <w:r>
-        <w:noBreakHyphen/>
-      </w:r>
-      <w:r>
-        <w:t xml:space="preserve">07. One of the most basic duties imposed on trial counsel is to investigate the case. Id. at 2066. The American Bar Association I Standards for Criminal Justice, Defense Function 4</w:t>
-      </w:r>
-      <w:r>
-        <w:noBreakHyphen/>
-      </w:r>
-      <w:r>
-        <w:t xml:space="preserve">4.1, maintain that “[il tis the I duty of the lawyer to conduct a prompt investigation case and to explore all avenues leading to facts relevant</w:t>
+        <w:t xml:space="preserve">This Court has been critical of a trial counsel’s failure to use available I evidence beneficial to the defendant. Galloway v. State, 1985 OK CR 42, 698 P.2d I 940, 941-⁠42. Even before Strickland, the Court indicated it was counsel’s duty to investigate and use relevant evidence helpful to the defendant. Smith v. State, 1982 I OK CR 143, ~ 19,650 P.2d 904, 906-⁠07. One of the most basic duties imposed on trial counsel is to investigate the case. Id. at 2066. The American Bar Association I Standards for Criminal Justice, Defense Function 4-⁠4.1, maintain that “[il tis the I duty of the lawyer to conduct a prompt investigation case and to explore all avenues leading to facts relevant</w:t>
       </w:r>
     </w:p>
     <w:p>
@@ -14234,13 +13316,7 @@
         <w:pStyle w:val="BodyText"/>
       </w:pPr>
       <w:r>
-        <w:t xml:space="preserve">of the I and the penalty in the event of conviction.” See Jennings v. State, 1987 OK CR 219, 744 P.2d 212, 214. Trial counsel’s failure to fully investigate this case fell below an I objective standard of reasonableness. See Strickland, 466 U.S. at 687</w:t>
-      </w:r>
-      <w:r>
-        <w:noBreakHyphen/>
-      </w:r>
-      <w:r>
-        <w:t xml:space="preserve">88, 104 S.Ct. I at 2064. 45 2. Failure to Object to Joinder I thirteen</w:t>
+        <w:t xml:space="preserve">of the I and the penalty in the event of conviction.” See Jennings v. State, 1987 OK CR 219, 744 P.2d 212, 214. Trial counsel’s failure to fully investigate this case fell below an I objective standard of reasonableness. See Strickland, 466 U.S. at 687-⁠88, 104 S.Ct. I at 2064. 45 2. Failure to Object to Joinder I thirteen</w:t>
       </w:r>
     </w:p>
     <w:p>
@@ -14312,13 +13388,7 @@
         <w:pStyle w:val="BodyText"/>
       </w:pPr>
       <w:r>
-        <w:t xml:space="preserve">of I counsel failed to either object to the joinder or request a severance. When a basis for objecting exists and counsel fails to make the objection, if the error goes to the I heart of the case, that failure cannot be considered strategy. See Aycox v. State, I 1985 OK CR 83, 702 P.2d 1057, 1058; Collis v. State, 1984 OK CR 80, Ill! 9</w:t>
-      </w:r>
-      <w:r>
-        <w:noBreakHyphen/>
-      </w:r>
-      <w:r>
-        <w:t xml:space="preserve">12, 685 P.2d 975, 977 (finding counsel’s failure to preserve error was ineffective). I 3. Failure to Object to Prosecutorial Misconduct</w:t>
+        <w:t xml:space="preserve">of I counsel failed to either object to the joinder or request a severance. When a basis for objecting exists and counsel fails to make the objection, if the error goes to the I heart of the case, that failure cannot be considered strategy. See Aycox v. State, I 1985 OK CR 83, 702 P.2d 1057, 1058; Collis v. State, 1984 OK CR 80, Ill! 9-⁠12, 685 P.2d 975, 977 (finding counsel’s failure to preserve error was ineffective). I 3. Failure to Object to Prosecutorial Misconduct</w:t>
       </w:r>
     </w:p>
     <w:p>
@@ -15720,13 +14790,7 @@
         <w:pStyle w:val="BodyText"/>
       </w:pPr>
       <w:r>
-        <w:t xml:space="preserve">The Eighth Amendment prohibits not only barbaric punishment but also I disproportionate punishments. Solem v. Helm, 463 U.S. 277, 292, 103 S.Ct. 3001, I 3010, 77 L.Ed.2d 637 (1983). Too severe a punishment will do little toward advancing the goals of punishment. See State v. Brennan, 279 A.2d 900, 904 (N.J. I Super. Ct. 1971). Further, inappropriate sentencing undermines the public’s confidence in the fair administration of justice. See State v. Marquez-Sosa, 779 P.2d I 815, 817</w:t>
-      </w:r>
-      <w:r>
-        <w:noBreakHyphen/>
-      </w:r>
-      <w:r>
-        <w:t xml:space="preserve">18 (Ariz. Ct. App. 1989). This Court may modify a sentence simply in the I interest irregularity</w:t>
+        <w:t xml:space="preserve">The Eighth Amendment prohibits not only barbaric punishment but also I disproportionate punishments. Solem v. Helm, 463 U.S. 277, 292, 103 S.Ct. 3001, I 3010, 77 L.Ed.2d 637 (1983). Too severe a punishment will do little toward advancing the goals of punishment. See State v. Brennan, 279 A.2d 900, 904 (N.J. I Super. Ct. 1971). Further, inappropriate sentencing undermines the public’s confidence in the fair administration of justice. See State v. Marquez-Sosa, 779 P.2d I 815, 817-⁠18 (Ariz. Ct. App. 1989). This Court may modify a sentence simply in the I interest irregularity</w:t>
       </w:r>
     </w:p>
     <w:p>
@@ -17326,9 +16390,7 @@
           <w:b/>
           <w:bCs/>
         </w:rPr>
-        <w:t xml:space="preserve">249</w:t>
-        <w:noBreakHyphen/>
-        <w:t xml:space="preserve">250.</w:t>
+        <w:t xml:space="preserve">249-⁠250.</w:t>
       </w:r>
       <w:r>
         <w:rPr>
@@ -17768,13 +16830,7 @@
         <w:pStyle w:val="BodyText"/>
       </w:pPr>
       <w:r>
-        <w:t xml:space="preserve">as to I At the very least, all of the facts and circumstances of this case considered and in the interests of justice, Appellant’s 263-year sentence should be modified. I See Suitor v. State, 1981 OK CR 67, 629 P.2d 1266, 1268</w:t>
-      </w:r>
-      <w:r>
-        <w:noBreakHyphen/>
-      </w:r>
-      <w:r>
-        <w:t xml:space="preserve">1269; see also Barnett v. State, 1993 OK CR 26,853 P.2d 226,234. I CONCLUSION I Based on the preceding errors, discussions of facts, arguments and citations of legal authority, the record before this Court and any errors that this Court may I note sua sponte, Officer Holtzclaw respectfully asks the Court to reverse the Judgment and Sentence imposed against him or order any other relief as justice I requires. I Respectfully submitted,</w:t>
+        <w:t xml:space="preserve">as to I At the very least, all of the facts and circumstances of this case considered and in the interests of justice, Appellant’s 263-year sentence should be modified. I See Suitor v. State, 1981 OK CR 67, 629 P.2d 1266, 1268-⁠1269; see also Barnett v. State, 1993 OK CR 26,853 P.2d 226,234. I CONCLUSION I Based on the preceding errors, discussions of facts, arguments and citations of legal authority, the record before this Court and any errors that this Court may I note sua sponte, Officer Holtzclaw respectfully asks the Court to reverse the Judgment and Sentence imposed against him or order any other relief as justice I requires. I Respectfully submitted,</w:t>
       </w:r>
     </w:p>
     <w:sectPr>
@@ -18572,7 +17628,7 @@
     <w:qFormat/>
     <w:pPr>
       <w:keepLines/>
-      <w:spacing w:before="0" w:after="140" w:line="299" w:lineRule="exact"/>
+      <w:spacing w:before="23" w:after="140" w:line="299" w:lineRule="exact"/>
     </w:pPr>
     <w:rPr>
       <w:sz w:val="24"/>
